--- a/docs/downloads/hamilton-smith/doc_0225.docx
+++ b/docs/downloads/hamilton-smith/doc_0225.docx
@@ -1,370 +1,3049 @@
 
 <file path=word/document.xml><?xml version="1.0" encoding="utf-8"?>
-<w:document xmlns:wpc="http://schemas.microsoft.com/office/word/2010/wordprocessingCanvas" xmlns:cx="http://schemas.microsoft.com/office/drawing/2014/chartex" xmlns:cx1="http://schemas.microsoft.com/office/drawing/2015/9/8/chartex" xmlns:cx2="http://schemas.microsoft.com/office/drawing/2015/10/21/chartex" xmlns:cx3="http://schemas.microsoft.com/office/drawing/2016/5/9/chartex" xmlns:cx4="http://schemas.microsoft.com/office/drawing/2016/5/10/chartex" xmlns:cx5="http://schemas.microsoft.com/office/drawing/2016/5/11/chartex" xmlns:cx6="http://schemas.microsoft.com/office/drawing/2016/5/12/chartex" xmlns:cx7="http://schemas.microsoft.com/office/drawing/2016/5/13/chartex" xmlns:cx8="http://schemas.microsoft.com/office/drawing/2016/5/14/chartex" xmlns:mc="http://schemas.openxmlformats.org/markup-compatibility/2006" xmlns:aink="http://schemas.microsoft.com/office/drawing/2016/ink" xmlns:am3d="http://schemas.microsoft.com/office/drawing/2017/model3d" xmlns:o="urn:schemas-microsoft-com:office:office" xmlns:r="http://schemas.openxmlformats.org/officeDocument/2006/relationships" xmlns:m="http://schemas.openxmlformats.org/officeDocument/2006/math" xmlns:v="urn:schemas-microsoft-com:vml" xmlns:wp14="http://schemas.microsoft.com/office/word/2010/wordprocessingDrawing" xmlns:wp="http://schemas.openxmlformats.org/drawingml/2006/wordprocessingDrawing" xmlns:w10="urn:schemas-microsoft-com:office:word" xmlns:w="http://schemas.openxmlformats.org/wordprocessingml/2006/main" xmlns:w14="http://schemas.microsoft.com/office/word/2010/wordml" xmlns:w15="http://schemas.microsoft.com/office/word/2012/wordml" xmlns:w16cid="http://schemas.microsoft.com/office/word/2016/wordml/cid" xmlns:w16se="http://schemas.microsoft.com/office/word/2015/wordml/symex" xmlns:wpg="http://schemas.microsoft.com/office/word/2010/wordprocessingGroup" xmlns:wpi="http://schemas.microsoft.com/office/word/2010/wordprocessingInk" xmlns:wne="http://schemas.microsoft.com/office/word/2006/wordml" xmlns:wps="http://schemas.microsoft.com/office/word/2010/wordprocessingShape" mc:Ignorable="w14 w15 w16se w16cid wp14">
+<w:document xmlns:wpc="http://schemas.microsoft.com/office/word/2010/wordprocessingCanvas" xmlns:cx="http://schemas.microsoft.com/office/drawing/2014/chartex" xmlns:cx1="http://schemas.microsoft.com/office/drawing/2015/9/8/chartex" xmlns:cx2="http://schemas.microsoft.com/office/drawing/2015/10/21/chartex" xmlns:cx3="http://schemas.microsoft.com/office/drawing/2016/5/9/chartex" xmlns:cx4="http://schemas.microsoft.com/office/drawing/2016/5/10/chartex" xmlns:cx5="http://schemas.microsoft.com/office/drawing/2016/5/11/chartex" xmlns:cx6="http://schemas.microsoft.com/office/drawing/2016/5/12/chartex" xmlns:cx7="http://schemas.microsoft.com/office/drawing/2016/5/13/chartex" xmlns:cx8="http://schemas.microsoft.com/office/drawing/2016/5/14/chartex" xmlns:mc="http://schemas.openxmlformats.org/markup-compatibility/2006" xmlns:aink="http://schemas.microsoft.com/office/drawing/2016/ink" xmlns:am3d="http://schemas.microsoft.com/office/drawing/2017/model3d" xmlns:o="urn:schemas-microsoft-com:office:office" xmlns:oel="http://schemas.microsoft.com/office/2019/extlst" xmlns:r="http://schemas.openxmlformats.org/officeDocument/2006/relationships" xmlns:m="http://schemas.openxmlformats.org/officeDocument/2006/math" xmlns:v="urn:schemas-microsoft-com:vml" xmlns:wp14="http://schemas.microsoft.com/office/word/2010/wordprocessingDrawing" xmlns:wp="http://schemas.openxmlformats.org/drawingml/2006/wordprocessingDrawing" xmlns:w10="urn:schemas-microsoft-com:office:word" xmlns:w="http://schemas.openxmlformats.org/wordprocessingml/2006/main" xmlns:w14="http://schemas.microsoft.com/office/word/2010/wordml" xmlns:w15="http://schemas.microsoft.com/office/word/2012/wordml" xmlns:w16cex="http://schemas.microsoft.com/office/word/2018/wordml/cex" xmlns:w16cid="http://schemas.microsoft.com/office/word/2016/wordml/cid" xmlns:w16="http://schemas.microsoft.com/office/word/2018/wordml" xmlns:w16sdtdh="http://schemas.microsoft.com/office/word/2020/wordml/sdtdatahash" xmlns:w16se="http://schemas.microsoft.com/office/word/2015/wordml/symex" xmlns:wpg="http://schemas.microsoft.com/office/word/2010/wordprocessingGroup" xmlns:wpi="http://schemas.microsoft.com/office/word/2010/wordprocessingInk" xmlns:wne="http://schemas.microsoft.com/office/word/2006/wordml" xmlns:wps="http://schemas.microsoft.com/office/word/2010/wordprocessingShape" mc:Ignorable="w14 w15 w16se w16cid w16 w16cex w16sdtdh wp14">
   <w:body>
     <w:p>
       <w:pPr>
-        <w:bidi/>
-        <w:jc w:val="both"/>
-        <w:rPr>
-          <w:rFonts w:ascii="Sakkal Majalla" w:hAnsi="Sakkal Majalla" w:cs="Sakkal Majalla"/>
-          <w:sz w:val="28"/>
-          <w:szCs w:val="28"/>
-          <w:rtl/>
+        <w:rPr>
+          <w:rtl/>
+          <w:lang w:bidi="ar-SA"/>
         </w:rPr>
       </w:pPr>
       <w:r>
         <w:rPr>
-          <w:rFonts w:ascii="Sakkal Majalla" w:hAnsi="Sakkal Majalla" w:cs="Sakkal Majalla" w:hint="cs"/>
-          <w:sz w:val="28"/>
-          <w:szCs w:val="28"/>
-          <w:rtl/>
-        </w:rPr>
-        <w:t>كلمات الرب الأخيرة</w:t>
+          <w:rFonts w:hint="cs"/>
+          <w:rtl/>
+          <w:lang w:bidi="ar-SA"/>
+        </w:rPr>
+        <w:t>في تقواه</w:t>
+      </w:r>
+      <w:r>
+        <w:rPr>
+          <w:rFonts w:hint="cs"/>
+          <w:rtl/>
+          <w:lang w:bidi="ar-SA"/>
+        </w:rPr>
+        <w:t>م</w:t>
+      </w:r>
+      <w:r>
+        <w:rPr>
+          <w:rFonts w:hint="cs"/>
+          <w:rtl/>
+          <w:lang w:bidi="ar-SA"/>
+        </w:rPr>
+        <w:t xml:space="preserve"> </w:t>
+      </w:r>
+      <w:r>
+        <w:rPr>
+          <w:rFonts w:hint="cs"/>
+          <w:rtl/>
+          <w:lang w:bidi="ar-SA"/>
+        </w:rPr>
+        <w:t>يحتبسون</w:t>
+      </w:r>
+      <w:r>
+        <w:rPr>
+          <w:rFonts w:hint="cs"/>
+          <w:rtl/>
+          <w:lang w:bidi="ar-SA"/>
+        </w:rPr>
+        <w:t xml:space="preserve"> إرادته</w:t>
+      </w:r>
+      <w:r>
+        <w:rPr>
+          <w:rFonts w:hint="cs"/>
+          <w:rtl/>
+          <w:lang w:bidi="ar-SA"/>
+        </w:rPr>
+        <w:t>م</w:t>
+      </w:r>
+      <w:r>
+        <w:rPr>
+          <w:rFonts w:hint="cs"/>
+          <w:rtl/>
+          <w:lang w:bidi="ar-SA"/>
+        </w:rPr>
+        <w:t xml:space="preserve"> الذاتية</w:t>
       </w:r>
     </w:p>
     <w:p>
       <w:pPr>
-        <w:bidi/>
-        <w:jc w:val="both"/>
-        <w:rPr>
-          <w:rFonts w:ascii="Sakkal Majalla" w:hAnsi="Sakkal Majalla" w:cs="Sakkal Majalla"/>
-          <w:sz w:val="28"/>
-          <w:szCs w:val="28"/>
-          <w:rtl/>
+        <w:rPr>
+          <w:rtl/>
+          <w:lang w:bidi="ar-SA"/>
         </w:rPr>
       </w:pPr>
       <w:r>
         <w:rPr>
-          <w:rFonts w:ascii="Sakkal Majalla" w:hAnsi="Sakkal Majalla" w:cs="Sakkal Majalla" w:hint="cs"/>
-          <w:sz w:val="28"/>
-          <w:szCs w:val="28"/>
-          <w:rtl/>
-        </w:rPr>
-        <w:t>هملتون سميث</w:t>
+          <w:rFonts w:hint="cs"/>
+          <w:rtl/>
+          <w:lang w:bidi="ar-SA"/>
+        </w:rPr>
+        <w:t xml:space="preserve">إرمياء 42 </w:t>
+      </w:r>
+      <w:r>
+        <w:rPr>
+          <w:rtl/>
+          <w:lang w:bidi="ar-SA"/>
+        </w:rPr>
+        <w:t>–</w:t>
+      </w:r>
+      <w:r>
+        <w:rPr>
+          <w:rFonts w:hint="cs"/>
+          <w:rtl/>
+          <w:lang w:bidi="ar-SA"/>
+        </w:rPr>
+        <w:t xml:space="preserve"> 43: 7</w:t>
       </w:r>
     </w:p>
     <w:p>
       <w:pPr>
-        <w:bidi/>
-        <w:jc w:val="both"/>
-        <w:rPr>
-          <w:rFonts w:ascii="Sakkal Majalla" w:hAnsi="Sakkal Majalla" w:cs="Sakkal Majalla"/>
-          <w:sz w:val="28"/>
-          <w:szCs w:val="28"/>
-          <w:rtl/>
+        <w:bidi w:val="0"/>
+        <w:rPr>
+          <w:lang w:bidi="ar-SA"/>
         </w:rPr>
       </w:pPr>
       <w:r>
         <w:rPr>
-          <w:rFonts w:ascii="Sakkal Majalla" w:hAnsi="Sakkal Majalla" w:cs="Sakkal Majalla" w:hint="cs"/>
-          <w:sz w:val="28"/>
-          <w:szCs w:val="28"/>
-          <w:rtl/>
-        </w:rPr>
-        <w:t>تأمل في يوحنا 13- 17</w:t>
+          <w:lang w:bidi="ar-SA"/>
+        </w:rPr>
+        <w:t>Hamilton Smith</w:t>
       </w:r>
     </w:p>
     <w:p>
       <w:pPr>
-        <w:bidi/>
-        <w:jc w:val="both"/>
-        <w:rPr>
-          <w:rFonts w:ascii="Sakkal Majalla" w:hAnsi="Sakkal Majalla" w:cs="Sakkal Majalla"/>
-          <w:sz w:val="28"/>
-          <w:szCs w:val="28"/>
-          <w:rtl/>
+        <w:rPr>
+          <w:rtl/>
+          <w:lang w:bidi="ar-SA"/>
         </w:rPr>
       </w:pPr>
       <w:r>
         <w:rPr>
-          <w:rFonts w:ascii="Sakkal Majalla" w:hAnsi="Sakkal Majalla" w:cs="Sakkal Majalla" w:hint="cs"/>
-          <w:sz w:val="28"/>
-          <w:szCs w:val="28"/>
-          <w:rtl/>
-        </w:rPr>
-        <w:t>تمهيد</w:t>
+          <w:rFonts w:hint="cs"/>
+          <w:rtl/>
+          <w:lang w:bidi="ar-SA"/>
+        </w:rPr>
+        <w:t>أربعم</w:t>
+      </w:r>
+      <w:r>
+        <w:rPr>
+          <w:rFonts w:hint="cs"/>
+          <w:rtl/>
+          <w:lang w:bidi="ar-SA"/>
+        </w:rPr>
+        <w:t>ا</w:t>
+      </w:r>
+      <w:r>
+        <w:rPr>
+          <w:rFonts w:hint="cs"/>
+          <w:rtl/>
+          <w:lang w:bidi="ar-SA"/>
+        </w:rPr>
+        <w:t xml:space="preserve">ئة عام كانت قد مضت منذ رحبعام </w:t>
+      </w:r>
+      <w:r>
+        <w:rPr>
+          <w:rFonts w:hint="cs"/>
+          <w:rtl/>
+          <w:lang w:bidi="ar-SA"/>
+        </w:rPr>
+        <w:t>والانقسام</w:t>
+      </w:r>
+      <w:r>
+        <w:rPr>
+          <w:rFonts w:hint="cs"/>
+          <w:rtl/>
+          <w:lang w:bidi="ar-SA"/>
+        </w:rPr>
+        <w:t xml:space="preserve"> الكبير الذي حصل في إسرائيل، حينما حدث ما </w:t>
+      </w:r>
+      <w:r>
+        <w:rPr>
+          <w:rFonts w:hint="cs"/>
+          <w:rtl/>
+          <w:lang w:bidi="ar-SA"/>
+        </w:rPr>
+        <w:t xml:space="preserve">قد </w:t>
+      </w:r>
+      <w:r>
+        <w:rPr>
+          <w:rFonts w:hint="cs"/>
+          <w:rtl/>
+          <w:lang w:bidi="ar-SA"/>
+        </w:rPr>
+        <w:t>أخبر به في إرمياء 42. في ذلك الوقت نحن نجد شعب الله ليس فقط منقسمًا، وإنما مشتتًا. قبل ذلك بمئة وثلاثين عامًا س</w:t>
+      </w:r>
+      <w:r>
+        <w:rPr>
+          <w:rFonts w:hint="cs"/>
+          <w:rtl/>
+          <w:lang w:bidi="ar-SA"/>
+        </w:rPr>
+        <w:t>ُ</w:t>
+      </w:r>
+      <w:r>
+        <w:rPr>
+          <w:rFonts w:hint="cs"/>
+          <w:rtl/>
+          <w:lang w:bidi="ar-SA"/>
+        </w:rPr>
+        <w:t>بي العشر أسباط و</w:t>
+      </w:r>
+      <w:r>
+        <w:rPr>
+          <w:rtl/>
+          <w:lang w:bidi="ar-SA"/>
+        </w:rPr>
+        <w:t xml:space="preserve">أصبحوا </w:t>
+      </w:r>
+      <w:r>
+        <w:rPr>
+          <w:rFonts w:hint="cs"/>
+          <w:rtl/>
+          <w:lang w:bidi="ar-SA"/>
+        </w:rPr>
+        <w:t xml:space="preserve">الآن بين الأمم. </w:t>
+      </w:r>
+      <w:r>
+        <w:rPr>
+          <w:rtl/>
+          <w:lang w:bidi="ar-SA"/>
+        </w:rPr>
+        <w:t>كما أدت عمليات الترحيل المتكررة إلى إضعاف صفوف يهوذا،</w:t>
+      </w:r>
+      <w:r>
+        <w:rPr>
+          <w:rFonts w:hint="cs"/>
+          <w:rtl/>
+          <w:lang w:bidi="ar-SA"/>
+        </w:rPr>
+        <w:t xml:space="preserve"> إلى أن توقفت المملكة عن الوجود.</w:t>
       </w:r>
     </w:p>
     <w:p>
       <w:pPr>
-        <w:bidi/>
-        <w:jc w:val="both"/>
-        <w:rPr>
-          <w:rFonts w:ascii="Sakkal Majalla" w:hAnsi="Sakkal Majalla" w:cs="Sakkal Majalla"/>
-          <w:sz w:val="28"/>
-          <w:szCs w:val="28"/>
-          <w:rtl/>
+        <w:rPr>
+          <w:rtl/>
+          <w:lang w:bidi="ar-SA"/>
         </w:rPr>
       </w:pPr>
       <w:r>
         <w:rPr>
-          <w:rFonts w:ascii="Sakkal Majalla" w:hAnsi="Sakkal Majalla" w:cs="Sakkal Majalla" w:hint="cs"/>
-          <w:sz w:val="28"/>
-          <w:szCs w:val="28"/>
-          <w:rtl/>
-        </w:rPr>
-        <w:t>العدد الأول من الإصحاح يستهل بخطابات ربنا الأخيرة. هو يعرض أمام عيوننا السبب الذي استدعى لهذه الكلمات الوداعية، ضيقات خاصته التي جعلتها ضرورية، والدافع الذي دفع الرب بأن يعبّر بهذه الكلمات.</w:t>
+          <w:rFonts w:hint="cs"/>
+          <w:rtl/>
+          <w:lang w:bidi="ar-SA"/>
+        </w:rPr>
+        <w:t xml:space="preserve">الأعداد 42: 1 </w:t>
+      </w:r>
+      <w:r>
+        <w:rPr>
+          <w:rtl/>
+          <w:lang w:bidi="ar-SA"/>
+        </w:rPr>
+        <w:t>–</w:t>
+      </w:r>
+      <w:r>
+        <w:rPr>
+          <w:rFonts w:hint="cs"/>
+          <w:rtl/>
+          <w:lang w:bidi="ar-SA"/>
+        </w:rPr>
+        <w:t xml:space="preserve"> 3</w:t>
       </w:r>
     </w:p>
     <w:p>
       <w:pPr>
-        <w:bidi/>
-        <w:jc w:val="both"/>
-        <w:rPr>
-          <w:rFonts w:ascii="Sakkal Majalla" w:hAnsi="Sakkal Majalla" w:cs="Sakkal Majalla"/>
-          <w:sz w:val="28"/>
-          <w:szCs w:val="28"/>
-          <w:rtl/>
+        <w:rPr>
+          <w:rtl/>
+          <w:lang w:bidi="ar-SA"/>
         </w:rPr>
       </w:pPr>
       <w:r>
         <w:rPr>
-          <w:rFonts w:ascii="Sakkal Majalla" w:hAnsi="Sakkal Majalla" w:cs="Sakkal Majalla" w:hint="cs"/>
-          <w:sz w:val="28"/>
-          <w:szCs w:val="28"/>
-          <w:rtl/>
-        </w:rPr>
-        <w:t xml:space="preserve">السبب كان أن "ساعته قد جاءت بأن يخرج من هذا العالم ويمضي إلى أبيه". على </w:t>
-      </w:r>
-      <w:r>
-        <w:rPr>
-          <w:rFonts w:ascii="Sakkal Majalla" w:hAnsi="Sakkal Majalla" w:cs="Sakkal Majalla" w:hint="cs"/>
-          <w:sz w:val="28"/>
-          <w:szCs w:val="28"/>
-          <w:rtl/>
-        </w:rPr>
-        <w:t>مدار</w:t>
-      </w:r>
-      <w:bookmarkStart w:id="0" w:name="_GoBack"/>
-      <w:bookmarkEnd w:id="0"/>
-      <w:r>
-        <w:rPr>
-          <w:rFonts w:ascii="Sakkal Majalla" w:hAnsi="Sakkal Majalla" w:cs="Sakkal Majalla" w:hint="cs"/>
-          <w:sz w:val="28"/>
-          <w:szCs w:val="28"/>
-          <w:rtl/>
-        </w:rPr>
-        <w:t xml:space="preserve"> حياة ربنا على الأرض سمعنا عن "ساعات" أخرى. ففي قانا الجليل قال لأمه: "ساعتي لم تأت بعد" </w:t>
-      </w:r>
-      <w:r>
-        <w:rPr>
-          <w:rFonts w:ascii="Sakkal Majalla" w:hAnsi="Sakkal Majalla" w:cs="Sakkal Majalla"/>
-          <w:sz w:val="28"/>
-          <w:szCs w:val="28"/>
-          <w:rtl/>
-        </w:rPr>
-        <w:t>–</w:t>
-      </w:r>
-      <w:r>
-        <w:rPr>
-          <w:rFonts w:ascii="Sakkal Majalla" w:hAnsi="Sakkal Majalla" w:cs="Sakkal Majalla" w:hint="cs"/>
-          <w:sz w:val="28"/>
-          <w:szCs w:val="28"/>
-          <w:rtl/>
-        </w:rPr>
-        <w:t xml:space="preserve"> ساعة إعلان مجده أمام العالم (إصحاح 2: 4). في إصحاح 5: 25 نقرأ، "ستأتي ساعة وهي الآن، حيث سيسمع الأموات صوت ابن الله والذين يسمعونه يحيون" </w:t>
-      </w:r>
-      <w:r>
-        <w:rPr>
-          <w:rFonts w:ascii="Sakkal Majalla" w:hAnsi="Sakkal Majalla" w:cs="Sakkal Majalla"/>
-          <w:sz w:val="28"/>
-          <w:szCs w:val="28"/>
-          <w:rtl/>
-        </w:rPr>
-        <w:t>–</w:t>
-      </w:r>
-      <w:r>
-        <w:rPr>
-          <w:rFonts w:ascii="Sakkal Majalla" w:hAnsi="Sakkal Majalla" w:cs="Sakkal Majalla" w:hint="cs"/>
-          <w:sz w:val="28"/>
-          <w:szCs w:val="28"/>
-          <w:rtl/>
-        </w:rPr>
-        <w:t xml:space="preserve"> ساعة نعمته للخطاة. في حضرة عداوة الإنسان نقرأ مرتين: "لم يضع أحد يده عليه، لأن ساعته لم تكن قد أتت بعد" </w:t>
-      </w:r>
-      <w:r>
-        <w:rPr>
-          <w:rFonts w:ascii="Sakkal Majalla" w:hAnsi="Sakkal Majalla" w:cs="Sakkal Majalla"/>
-          <w:sz w:val="28"/>
-          <w:szCs w:val="28"/>
-          <w:rtl/>
-        </w:rPr>
-        <w:t>–</w:t>
-      </w:r>
-      <w:r>
-        <w:rPr>
-          <w:rFonts w:ascii="Sakkal Majalla" w:hAnsi="Sakkal Majalla" w:cs="Sakkal Majalla" w:hint="cs"/>
-          <w:sz w:val="28"/>
-          <w:szCs w:val="28"/>
-          <w:rtl/>
-        </w:rPr>
-        <w:t xml:space="preserve"> ساعة ألمه (إصحاح 7: 30؛ 8: 20) هذه الساعة </w:t>
-      </w:r>
-      <w:r>
-        <w:rPr>
-          <w:rFonts w:ascii="Sakkal Majalla" w:hAnsi="Sakkal Majalla" w:cs="Sakkal Majalla"/>
-          <w:sz w:val="28"/>
-          <w:szCs w:val="28"/>
-          <w:rtl/>
-        </w:rPr>
-        <w:t>–</w:t>
-      </w:r>
-      <w:r>
-        <w:rPr>
-          <w:rFonts w:ascii="Sakkal Majalla" w:hAnsi="Sakkal Majalla" w:cs="Sakkal Majalla" w:hint="cs"/>
-          <w:sz w:val="28"/>
-          <w:szCs w:val="28"/>
-          <w:rtl/>
-        </w:rPr>
-        <w:t xml:space="preserve"> الساعة التي استهلتها كلماته الوداعية </w:t>
-      </w:r>
-      <w:r>
-        <w:rPr>
-          <w:rFonts w:ascii="Sakkal Majalla" w:hAnsi="Sakkal Majalla" w:cs="Sakkal Majalla"/>
-          <w:sz w:val="28"/>
-          <w:szCs w:val="28"/>
-          <w:rtl/>
-        </w:rPr>
-        <w:t>–</w:t>
-      </w:r>
-      <w:r>
-        <w:rPr>
-          <w:rFonts w:ascii="Sakkal Majalla" w:hAnsi="Sakkal Majalla" w:cs="Sakkal Majalla" w:hint="cs"/>
-          <w:sz w:val="28"/>
-          <w:szCs w:val="28"/>
-          <w:rtl/>
-        </w:rPr>
-        <w:t xml:space="preserve"> لها طابعها الخاص. إنها ليست س</w:t>
-      </w:r>
-      <w:r>
-        <w:rPr>
-          <w:rFonts w:ascii="Sakkal Majalla" w:hAnsi="Sakkal Majalla" w:cs="Sakkal Majalla" w:hint="cs"/>
-          <w:sz w:val="28"/>
-          <w:szCs w:val="28"/>
-          <w:rtl/>
-        </w:rPr>
-        <w:t>ا</w:t>
-      </w:r>
-      <w:r>
-        <w:rPr>
-          <w:rFonts w:ascii="Sakkal Majalla" w:hAnsi="Sakkal Majalla" w:cs="Sakkal Majalla" w:hint="cs"/>
-          <w:sz w:val="28"/>
-          <w:szCs w:val="28"/>
-          <w:rtl/>
-        </w:rPr>
-        <w:t>عة نعمته نحو الخطاة وليست هي ساعة ألمه من أجل الخطاة، وأيضًا ليست هي ساعة إعلانه في المجد أمام العالم، إنها بالحري ساعة رجوعه إلى المجد عن</w:t>
-      </w:r>
-      <w:r>
-        <w:rPr>
-          <w:rFonts w:ascii="Sakkal Majalla" w:hAnsi="Sakkal Majalla" w:cs="Sakkal Majalla" w:hint="cs"/>
-          <w:sz w:val="28"/>
-          <w:szCs w:val="28"/>
-          <w:rtl/>
-        </w:rPr>
-        <w:t>د</w:t>
-      </w:r>
-      <w:r>
-        <w:rPr>
-          <w:rFonts w:ascii="Sakkal Majalla" w:hAnsi="Sakkal Majalla" w:cs="Sakkal Majalla" w:hint="cs"/>
-          <w:sz w:val="28"/>
-          <w:szCs w:val="28"/>
-          <w:rtl/>
-        </w:rPr>
-        <w:t xml:space="preserve"> أبيه، إلى محبة وقداسة بيت الآب.</w:t>
+          <w:rFonts w:hint="cs"/>
+          <w:rtl/>
+          <w:lang w:bidi="ar-SA"/>
+        </w:rPr>
+        <w:t>"</w:t>
+      </w:r>
+      <w:r>
+        <w:rPr>
+          <w:rtl/>
+        </w:rPr>
+        <w:t xml:space="preserve"> </w:t>
+      </w:r>
+      <w:r>
+        <w:rPr>
+          <w:rFonts w:ascii="Arial" w:hAnsi="Arial" w:cs="Arial" w:hint="cs"/>
+          <w:rtl/>
+          <w:lang w:bidi="ar-SA"/>
+        </w:rPr>
+        <w:t>​</w:t>
+      </w:r>
+      <w:r>
+        <w:rPr>
+          <w:rFonts w:hint="cs"/>
+          <w:rtl/>
+          <w:lang w:bidi="ar-SA"/>
+        </w:rPr>
+        <w:t>فَتَقَدَّمَ</w:t>
+      </w:r>
+      <w:r>
+        <w:rPr>
+          <w:rtl/>
+          <w:lang w:bidi="ar-SA"/>
+        </w:rPr>
+        <w:t xml:space="preserve"> </w:t>
+      </w:r>
+      <w:r>
+        <w:rPr>
+          <w:rFonts w:hint="cs"/>
+          <w:rtl/>
+          <w:lang w:bidi="ar-SA"/>
+        </w:rPr>
+        <w:t>كُلُّ</w:t>
+      </w:r>
+      <w:r>
+        <w:rPr>
+          <w:rtl/>
+          <w:lang w:bidi="ar-SA"/>
+        </w:rPr>
+        <w:t xml:space="preserve"> </w:t>
+      </w:r>
+      <w:r>
+        <w:rPr>
+          <w:rFonts w:hint="cs"/>
+          <w:rtl/>
+          <w:lang w:bidi="ar-SA"/>
+        </w:rPr>
+        <w:t>رُؤَسَاءِ</w:t>
+      </w:r>
+      <w:r>
+        <w:rPr>
+          <w:rtl/>
+          <w:lang w:bidi="ar-SA"/>
+        </w:rPr>
+        <w:t xml:space="preserve"> </w:t>
+      </w:r>
+      <w:r>
+        <w:rPr>
+          <w:rFonts w:hint="cs"/>
+          <w:rtl/>
+          <w:lang w:bidi="ar-SA"/>
+        </w:rPr>
+        <w:t>الْجُيُوشِ</w:t>
+      </w:r>
+      <w:r>
+        <w:rPr>
+          <w:rtl/>
+          <w:lang w:bidi="ar-SA"/>
+        </w:rPr>
+        <w:t xml:space="preserve"> </w:t>
+      </w:r>
+      <w:r>
+        <w:rPr>
+          <w:rFonts w:hint="cs"/>
+          <w:rtl/>
+          <w:lang w:bidi="ar-SA"/>
+        </w:rPr>
+        <w:t>وَيُوحَانَانُ</w:t>
+      </w:r>
+      <w:r>
+        <w:rPr>
+          <w:rtl/>
+          <w:lang w:bidi="ar-SA"/>
+        </w:rPr>
+        <w:t xml:space="preserve"> </w:t>
+      </w:r>
+      <w:r>
+        <w:rPr>
+          <w:rFonts w:hint="cs"/>
+          <w:rtl/>
+          <w:lang w:bidi="ar-SA"/>
+        </w:rPr>
+        <w:t>بْنُ</w:t>
+      </w:r>
+      <w:r>
+        <w:rPr>
+          <w:rtl/>
+          <w:lang w:bidi="ar-SA"/>
+        </w:rPr>
+        <w:t xml:space="preserve"> </w:t>
+      </w:r>
+      <w:r>
+        <w:rPr>
+          <w:rFonts w:hint="cs"/>
+          <w:rtl/>
+          <w:lang w:bidi="ar-SA"/>
+        </w:rPr>
+        <w:t>قَارِيحَ،</w:t>
+      </w:r>
+      <w:r>
+        <w:rPr>
+          <w:rtl/>
+          <w:lang w:bidi="ar-SA"/>
+        </w:rPr>
+        <w:t xml:space="preserve"> </w:t>
+      </w:r>
+      <w:r>
+        <w:rPr>
+          <w:rFonts w:hint="cs"/>
+          <w:rtl/>
+          <w:lang w:bidi="ar-SA"/>
+        </w:rPr>
+        <w:t>وَيَزَنْيَا</w:t>
+      </w:r>
+      <w:r>
+        <w:rPr>
+          <w:rtl/>
+          <w:lang w:bidi="ar-SA"/>
+        </w:rPr>
+        <w:t xml:space="preserve"> </w:t>
+      </w:r>
+      <w:r>
+        <w:rPr>
+          <w:rFonts w:hint="cs"/>
+          <w:rtl/>
+          <w:lang w:bidi="ar-SA"/>
+        </w:rPr>
+        <w:t>بْنُ</w:t>
+      </w:r>
+      <w:r>
+        <w:rPr>
+          <w:rtl/>
+          <w:lang w:bidi="ar-SA"/>
+        </w:rPr>
+        <w:t xml:space="preserve"> </w:t>
+      </w:r>
+      <w:r>
+        <w:rPr>
+          <w:rFonts w:hint="cs"/>
+          <w:rtl/>
+          <w:lang w:bidi="ar-SA"/>
+        </w:rPr>
+        <w:t>هُوشَعْيَا،</w:t>
+      </w:r>
+      <w:r>
+        <w:rPr>
+          <w:rtl/>
+          <w:lang w:bidi="ar-SA"/>
+        </w:rPr>
+        <w:t xml:space="preserve"> </w:t>
+      </w:r>
+      <w:r>
+        <w:rPr>
+          <w:rFonts w:hint="cs"/>
+          <w:rtl/>
+          <w:lang w:bidi="ar-SA"/>
+        </w:rPr>
+        <w:t>وَكُ</w:t>
+      </w:r>
+      <w:r>
+        <w:rPr>
+          <w:rtl/>
+          <w:lang w:bidi="ar-SA"/>
+        </w:rPr>
+        <w:t xml:space="preserve">لُّ الشَّعْبِ مِنَ الصَّغِيرِ إِلَى الْكَبِيرِ،  </w:t>
+      </w:r>
+      <w:r>
+        <w:rPr>
+          <w:rFonts w:ascii="Arial" w:hAnsi="Arial" w:cs="Arial" w:hint="cs"/>
+          <w:rtl/>
+          <w:lang w:bidi="ar-SA"/>
+        </w:rPr>
+        <w:t>​</w:t>
+      </w:r>
+      <w:r>
+        <w:rPr>
+          <w:rtl/>
+          <w:lang w:bidi="ar-SA"/>
+        </w:rPr>
+        <w:t>2</w:t>
+      </w:r>
+      <w:r>
+        <w:rPr>
+          <w:rFonts w:ascii="Arial" w:hAnsi="Arial" w:cs="Arial" w:hint="cs"/>
+          <w:rtl/>
+          <w:lang w:bidi="ar-SA"/>
+        </w:rPr>
+        <w:t>​</w:t>
+      </w:r>
+      <w:r>
+        <w:rPr>
+          <w:rtl/>
+          <w:lang w:bidi="ar-SA"/>
+        </w:rPr>
+        <w:t xml:space="preserve"> </w:t>
+      </w:r>
+      <w:r>
+        <w:rPr>
+          <w:rFonts w:ascii="Arial" w:hAnsi="Arial" w:cs="Arial" w:hint="cs"/>
+          <w:rtl/>
+          <w:lang w:bidi="ar-SA"/>
+        </w:rPr>
+        <w:t>​</w:t>
+      </w:r>
+      <w:r>
+        <w:rPr>
+          <w:rFonts w:hint="cs"/>
+          <w:rtl/>
+          <w:lang w:bidi="ar-SA"/>
+        </w:rPr>
+        <w:t>وَقَالُوا</w:t>
+      </w:r>
+      <w:r>
+        <w:rPr>
+          <w:rtl/>
+          <w:lang w:bidi="ar-SA"/>
+        </w:rPr>
+        <w:t xml:space="preserve"> </w:t>
+      </w:r>
+      <w:r>
+        <w:rPr>
+          <w:rFonts w:hint="cs"/>
+          <w:rtl/>
+          <w:lang w:bidi="ar-SA"/>
+        </w:rPr>
+        <w:t>لإِرْمِيَا</w:t>
+      </w:r>
+      <w:r>
+        <w:rPr>
+          <w:rtl/>
+          <w:lang w:bidi="ar-SA"/>
+        </w:rPr>
+        <w:t xml:space="preserve"> </w:t>
+      </w:r>
+      <w:r>
+        <w:rPr>
+          <w:rFonts w:hint="cs"/>
+          <w:rtl/>
+          <w:lang w:bidi="ar-SA"/>
+        </w:rPr>
+        <w:t>النَّبِيِّ</w:t>
+      </w:r>
+      <w:r>
+        <w:rPr>
+          <w:rtl/>
+          <w:lang w:bidi="ar-SA"/>
+        </w:rPr>
+        <w:t xml:space="preserve">: </w:t>
+      </w:r>
+      <w:r>
+        <w:rPr>
+          <w:rFonts w:hint="cs"/>
+          <w:rtl/>
+          <w:lang w:bidi="ar-SA"/>
+        </w:rPr>
+        <w:t>«لَيْتَ</w:t>
+      </w:r>
+      <w:r>
+        <w:rPr>
+          <w:rtl/>
+          <w:lang w:bidi="ar-SA"/>
+        </w:rPr>
+        <w:t xml:space="preserve"> </w:t>
+      </w:r>
+      <w:r>
+        <w:rPr>
+          <w:rFonts w:hint="cs"/>
+          <w:rtl/>
+          <w:lang w:bidi="ar-SA"/>
+        </w:rPr>
+        <w:t>تَضَرُّعَنَا</w:t>
+      </w:r>
+      <w:r>
+        <w:rPr>
+          <w:rtl/>
+          <w:lang w:bidi="ar-SA"/>
+        </w:rPr>
+        <w:t xml:space="preserve"> </w:t>
+      </w:r>
+      <w:r>
+        <w:rPr>
+          <w:rFonts w:hint="cs"/>
+          <w:rtl/>
+          <w:lang w:bidi="ar-SA"/>
+        </w:rPr>
+        <w:t>يَقَعُ</w:t>
+      </w:r>
+      <w:r>
+        <w:rPr>
+          <w:rtl/>
+          <w:lang w:bidi="ar-SA"/>
+        </w:rPr>
+        <w:t xml:space="preserve"> </w:t>
+      </w:r>
+      <w:r>
+        <w:rPr>
+          <w:rFonts w:hint="cs"/>
+          <w:rtl/>
+          <w:lang w:bidi="ar-SA"/>
+        </w:rPr>
+        <w:t>أَمَامَكَ،</w:t>
+      </w:r>
+      <w:r>
+        <w:rPr>
+          <w:rtl/>
+          <w:lang w:bidi="ar-SA"/>
+        </w:rPr>
+        <w:t xml:space="preserve"> </w:t>
+      </w:r>
+      <w:r>
+        <w:rPr>
+          <w:rFonts w:hint="cs"/>
+          <w:rtl/>
+          <w:lang w:bidi="ar-SA"/>
+        </w:rPr>
+        <w:t>فَتُصَلِّيَ</w:t>
+      </w:r>
+      <w:r>
+        <w:rPr>
+          <w:rtl/>
+          <w:lang w:bidi="ar-SA"/>
+        </w:rPr>
+        <w:t xml:space="preserve"> </w:t>
+      </w:r>
+      <w:r>
+        <w:rPr>
+          <w:rFonts w:hint="cs"/>
+          <w:rtl/>
+          <w:lang w:bidi="ar-SA"/>
+        </w:rPr>
+        <w:t>لأَجْلِنَا</w:t>
+      </w:r>
+      <w:r>
+        <w:rPr>
+          <w:rtl/>
+          <w:lang w:bidi="ar-SA"/>
+        </w:rPr>
+        <w:t xml:space="preserve"> </w:t>
+      </w:r>
+      <w:r>
+        <w:rPr>
+          <w:rFonts w:hint="cs"/>
+          <w:rtl/>
+          <w:lang w:bidi="ar-SA"/>
+        </w:rPr>
+        <w:t>إِلَى</w:t>
+      </w:r>
+      <w:r>
+        <w:rPr>
+          <w:rtl/>
+          <w:lang w:bidi="ar-SA"/>
+        </w:rPr>
+        <w:t xml:space="preserve"> </w:t>
+      </w:r>
+      <w:r>
+        <w:rPr>
+          <w:rFonts w:hint="cs"/>
+          <w:rtl/>
+          <w:lang w:bidi="ar-SA"/>
+        </w:rPr>
+        <w:t>الرَّبِّ</w:t>
+      </w:r>
+      <w:r>
+        <w:rPr>
+          <w:rtl/>
+          <w:lang w:bidi="ar-SA"/>
+        </w:rPr>
+        <w:t xml:space="preserve"> </w:t>
+      </w:r>
+      <w:r>
+        <w:rPr>
+          <w:rFonts w:hint="cs"/>
+          <w:rtl/>
+          <w:lang w:bidi="ar-SA"/>
+        </w:rPr>
+        <w:t>إِلهِكَ</w:t>
+      </w:r>
+      <w:r>
+        <w:rPr>
+          <w:rtl/>
+          <w:lang w:bidi="ar-SA"/>
+        </w:rPr>
+        <w:t xml:space="preserve"> </w:t>
+      </w:r>
+      <w:r>
+        <w:rPr>
+          <w:rFonts w:hint="cs"/>
+          <w:rtl/>
+          <w:lang w:bidi="ar-SA"/>
+        </w:rPr>
+        <w:t>لأَجْلِ</w:t>
+      </w:r>
+      <w:r>
+        <w:rPr>
+          <w:rtl/>
+          <w:lang w:bidi="ar-SA"/>
+        </w:rPr>
+        <w:t xml:space="preserve"> </w:t>
+      </w:r>
+      <w:r>
+        <w:rPr>
+          <w:rFonts w:hint="cs"/>
+          <w:rtl/>
+          <w:lang w:bidi="ar-SA"/>
+        </w:rPr>
+        <w:t>كُلِّ</w:t>
+      </w:r>
+      <w:r>
+        <w:rPr>
+          <w:rtl/>
+          <w:lang w:bidi="ar-SA"/>
+        </w:rPr>
+        <w:t xml:space="preserve"> هذِهِ الْبَقِيَّةِ. لأَنَّنَا قَدْ بَقِينَا قَلِيلِينَ مِنْ كَثِيرِينَ كَمَا تَرَانَا عَيْنَاكَ.  </w:t>
+      </w:r>
+      <w:r>
+        <w:rPr>
+          <w:rFonts w:ascii="Arial" w:hAnsi="Arial" w:cs="Arial" w:hint="cs"/>
+          <w:rtl/>
+          <w:lang w:bidi="ar-SA"/>
+        </w:rPr>
+        <w:t>​</w:t>
+      </w:r>
+      <w:r>
+        <w:rPr>
+          <w:rtl/>
+          <w:lang w:bidi="ar-SA"/>
+        </w:rPr>
+        <w:t>3</w:t>
+      </w:r>
+      <w:r>
+        <w:rPr>
+          <w:rFonts w:ascii="Arial" w:hAnsi="Arial" w:cs="Arial" w:hint="cs"/>
+          <w:rtl/>
+          <w:lang w:bidi="ar-SA"/>
+        </w:rPr>
+        <w:t>​</w:t>
+      </w:r>
+      <w:r>
+        <w:rPr>
+          <w:rtl/>
+          <w:lang w:bidi="ar-SA"/>
+        </w:rPr>
+        <w:t xml:space="preserve"> </w:t>
+      </w:r>
+      <w:r>
+        <w:rPr>
+          <w:rFonts w:ascii="Arial" w:hAnsi="Arial" w:cs="Arial" w:hint="cs"/>
+          <w:rtl/>
+          <w:lang w:bidi="ar-SA"/>
+        </w:rPr>
+        <w:t>​</w:t>
+      </w:r>
+      <w:r>
+        <w:rPr>
+          <w:rFonts w:hint="cs"/>
+          <w:rtl/>
+          <w:lang w:bidi="ar-SA"/>
+        </w:rPr>
+        <w:t>ف</w:t>
+      </w:r>
+      <w:r>
+        <w:rPr>
+          <w:rtl/>
+          <w:lang w:bidi="ar-SA"/>
+        </w:rPr>
+        <w:t>َيُخْبِرُنَا الرَّبُّ إِلهُكَ عَنِ الطَّرِيقِ الَّذِي نَسِيرُ فِيهِ، وَالأَمْرِ الَّذِي نَفْعَلُهُ».</w:t>
+      </w:r>
+      <w:r>
+        <w:rPr>
+          <w:rFonts w:hint="cs"/>
+          <w:rtl/>
+          <w:lang w:bidi="ar-SA"/>
+        </w:rPr>
+        <w:t>"</w:t>
       </w:r>
     </w:p>
     <w:p>
       <w:pPr>
-        <w:bidi/>
-        <w:jc w:val="both"/>
-        <w:rPr>
-          <w:rFonts w:ascii="Sakkal Majalla" w:hAnsi="Sakkal Majalla" w:cs="Sakkal Majalla"/>
-          <w:sz w:val="28"/>
-          <w:szCs w:val="28"/>
-          <w:rtl/>
+        <w:rPr>
+          <w:rtl/>
+          <w:lang w:bidi="ar-SA"/>
         </w:rPr>
       </w:pPr>
       <w:r>
         <w:rPr>
-          <w:rFonts w:ascii="Sakkal Majalla" w:hAnsi="Sakkal Majalla" w:cs="Sakkal Majalla" w:hint="cs"/>
-          <w:sz w:val="28"/>
-          <w:szCs w:val="28"/>
-          <w:rtl/>
-        </w:rPr>
-        <w:t>أما التلاميذ فسيبقون في عالم غير طاهر، قد أبغض الآب ورفض المسيح. فإذ ينبغي أن يُحفظوا من الشرير في هذا العالم وعليهم أيضًا أن يتمتعوا بالشركة مع المسيح في بيت الآب، في أجواء محبته وقداسته، فإنهم سيحتاجون لتلك الخدمة الأخيرة من النعمة مع تعزية من عنده ولتعليمه وإنذاراته.</w:t>
+          <w:rFonts w:hint="cs"/>
+          <w:rtl/>
+          <w:lang w:bidi="ar-SA"/>
+        </w:rPr>
+        <w:t>غير أن بقية من الشعب كانت لا زالت في الأرض. في الأعداد الأولى من إرمياء 42 جاء أولئك الرجال "من صغيرهم إلى كبيرهم"، إلى النبي وشرحوا له بأنهم يريدون أن يحصلوا منه على نور من جانب الرب ليواصلوا طريقهم. هم قالوا: "</w:t>
+      </w:r>
+      <w:r>
+        <w:rPr>
+          <w:rtl/>
+        </w:rPr>
+        <w:t xml:space="preserve"> </w:t>
+      </w:r>
+      <w:r>
+        <w:rPr>
+          <w:rtl/>
+          <w:lang w:bidi="ar-SA"/>
+        </w:rPr>
+        <w:t>لأَنَّنَا قَدْ بَقِينَا قَلِيلِينَ مِنْ كَثِيرِينَ</w:t>
+      </w:r>
+      <w:r>
+        <w:rPr>
+          <w:rFonts w:hint="cs"/>
+          <w:rtl/>
+          <w:lang w:bidi="ar-SA"/>
+        </w:rPr>
+        <w:t>" (إرمياء 42: 2)، وطلبوا: "</w:t>
+      </w:r>
+      <w:r>
+        <w:rPr>
+          <w:rtl/>
+        </w:rPr>
+        <w:t xml:space="preserve"> </w:t>
+      </w:r>
+      <w:r>
+        <w:rPr>
+          <w:rtl/>
+          <w:lang w:bidi="ar-SA"/>
+        </w:rPr>
+        <w:t>فَيُخْبِرُنَا الرَّبُّ إِلهُكَ عَنِ الطَّرِيقِ الَّذِي نَسِيرُ فِيهِ، وَالأَمْرِ الَّذِي نَفْعَلُهُ</w:t>
+      </w:r>
+      <w:r>
+        <w:rPr>
+          <w:rFonts w:hint="cs"/>
+          <w:rtl/>
+          <w:lang w:bidi="ar-SA"/>
+        </w:rPr>
+        <w:t>" (إرمياء 42: 3).</w:t>
       </w:r>
     </w:p>
     <w:p>
       <w:pPr>
-        <w:bidi/>
-        <w:jc w:val="both"/>
-        <w:rPr>
-          <w:rFonts w:ascii="Sakkal Majalla" w:hAnsi="Sakkal Majalla" w:cs="Sakkal Majalla"/>
-          <w:sz w:val="28"/>
-          <w:szCs w:val="28"/>
-          <w:rtl/>
+        <w:rPr>
+          <w:rtl/>
+          <w:lang w:bidi="ar-SA"/>
         </w:rPr>
       </w:pPr>
       <w:r>
         <w:rPr>
-          <w:rFonts w:ascii="Sakkal Majalla" w:hAnsi="Sakkal Majalla" w:cs="Sakkal Majalla" w:hint="cs"/>
-          <w:sz w:val="28"/>
-          <w:szCs w:val="28"/>
-          <w:rtl/>
-        </w:rPr>
-        <w:t>عدا عن ذلك فإننا لنا الدافع الذي دفع بالرب لهذه الخدمة الأخيرة من النعمة، حينما عبّر بهذه الكلمات الوداعية ونطق بالصلاة الختامية. إن كان السبب هو مضيه إلى الآب، فقد كان الدافع محبته لخاصته. هو ترك هذا العالم، لكن أولئك الذين دعاهم الرب بفرح "خاصته"، يبقون في هذا العالم. إنهم جمع من المؤمنين على الأرض هم مِلك المسيح في السماء. إنهم "خاصته"، ثمر عمله؛ فهم خاصته عطية الآب له. من الممكن أن لا يكون لهم أي معنى في نظر العالم. غير أنهم غالين جدًا في عيني الرب. "</w:t>
-      </w:r>
-      <w:r>
-        <w:rPr>
-          <w:rFonts w:ascii="Sakkal Majalla" w:hAnsi="Sakkal Majalla" w:cs="Sakkal Majalla"/>
-          <w:sz w:val="28"/>
-          <w:szCs w:val="28"/>
-          <w:rtl/>
-        </w:rPr>
-        <w:t xml:space="preserve">إِذْ كَانَ قَدْ أَحَبَّ خَاصَّتَهُ </w:t>
-      </w:r>
-      <w:r>
-        <w:rPr>
-          <w:rFonts w:ascii="Sakkal Majalla" w:hAnsi="Sakkal Majalla" w:cs="Sakkal Majalla" w:hint="cs"/>
-          <w:sz w:val="28"/>
-          <w:szCs w:val="28"/>
-          <w:rtl/>
-        </w:rPr>
-        <w:t>...</w:t>
-      </w:r>
-      <w:r>
-        <w:rPr>
-          <w:rFonts w:ascii="Sakkal Majalla" w:hAnsi="Sakkal Majalla" w:cs="Sakkal Majalla"/>
-          <w:sz w:val="28"/>
-          <w:szCs w:val="28"/>
-          <w:rtl/>
-        </w:rPr>
-        <w:t xml:space="preserve"> أَحَبَّهُمْ إِلَى الْمُنْتَهَى.</w:t>
-      </w:r>
-      <w:r>
-        <w:rPr>
-          <w:rFonts w:ascii="Sakkal Majalla" w:hAnsi="Sakkal Majalla" w:cs="Sakkal Majalla" w:hint="cs"/>
-          <w:sz w:val="28"/>
-          <w:szCs w:val="28"/>
-          <w:rtl/>
-        </w:rPr>
-        <w:t>" صحيح أنه تركهم لكنه لن يتوقف عن محبته لهم. محبة الناس كثيرًا ما تتوقف. نحن نترك بعضنا، وننسى بعضنا، ونفقد الاهتمام ببعضنا. النبي يتكلم ويقول بأن المرأة تنسى رضيعها؛ أما الرب يهوه فيقول: "وأنا لا أنساكِ" (أشعياء 49 :15). حتى وإن ترك الرب العالم إلا أنه لن ينسى خاصته ولن يتوقف عن محبته لهم</w:t>
-      </w:r>
-      <w:r>
-        <w:rPr>
-          <w:rFonts w:ascii="Sakkal Majalla" w:hAnsi="Sakkal Majalla" w:cs="Sakkal Majalla" w:hint="cs"/>
-          <w:sz w:val="28"/>
-          <w:szCs w:val="28"/>
-          <w:rtl/>
-        </w:rPr>
-        <w:t xml:space="preserve">. للأسف من الممكن أن تبرد قلوبنا من نحوه، وتكلّ ايادينا من فعل الخير، وأقدامنا تتيه عن دربها، غير أنه يحق لنا أن </w:t>
+          <w:rFonts w:hint="cs"/>
+          <w:rtl/>
+          <w:lang w:bidi="ar-SA"/>
+        </w:rPr>
+        <w:t>هم اعترفوا بخراب الشعب؛ واعترفوا بأنهم بقيوا قليلي</w:t>
+      </w:r>
+      <w:r>
+        <w:rPr>
+          <w:rFonts w:hint="cs"/>
+          <w:rtl/>
+          <w:lang w:bidi="ar-SA"/>
+        </w:rPr>
+        <w:t xml:space="preserve"> </w:t>
+      </w:r>
+      <w:r>
+        <w:rPr>
+          <w:rFonts w:hint="cs"/>
+          <w:rtl/>
+          <w:lang w:bidi="ar-SA"/>
+        </w:rPr>
+        <w:t xml:space="preserve">العدد. وقد اجتمعوا وسط الارتداد وفي اعترافهم بضعفهم ليسألوا الرب عن الطريق الذي يريد أن يراهم فيه، وكيف عليهم أن يتصرفوا. فماذا كان أنسب </w:t>
+      </w:r>
+      <w:r>
+        <w:rPr>
+          <w:rtl/>
+          <w:lang w:bidi="ar-SA"/>
+        </w:rPr>
+        <w:t xml:space="preserve">بأنهم التجأوا </w:t>
+      </w:r>
+      <w:r>
+        <w:rPr>
+          <w:rFonts w:hint="cs"/>
+          <w:rtl/>
+          <w:lang w:bidi="ar-SA"/>
+        </w:rPr>
+        <w:t>في مثل هذه الظروف إلى الرب ليهديهم الطريق؟</w:t>
+      </w:r>
+    </w:p>
+    <w:p>
+      <w:pPr>
+        <w:rPr>
+          <w:rtl/>
+          <w:lang w:bidi="ar-SA"/>
+        </w:rPr>
+      </w:pPr>
+      <w:r>
+        <w:rPr>
+          <w:rFonts w:hint="cs"/>
+          <w:rtl/>
+          <w:lang w:bidi="ar-SA"/>
+        </w:rPr>
+        <w:t xml:space="preserve">الأعداد 42: 4 </w:t>
+      </w:r>
+      <w:r>
+        <w:rPr>
+          <w:rtl/>
+          <w:lang w:bidi="ar-SA"/>
+        </w:rPr>
+        <w:t>–</w:t>
+      </w:r>
+      <w:r>
+        <w:rPr>
+          <w:rFonts w:hint="cs"/>
+          <w:rtl/>
+          <w:lang w:bidi="ar-SA"/>
+        </w:rPr>
+        <w:t xml:space="preserve"> 6</w:t>
+      </w:r>
+    </w:p>
+    <w:p>
+      <w:pPr>
+        <w:rPr>
+          <w:rtl/>
+          <w:lang w:bidi="ar-SA"/>
+        </w:rPr>
+      </w:pPr>
+      <w:r>
+        <w:rPr>
+          <w:rFonts w:hint="cs"/>
+          <w:rtl/>
+          <w:lang w:bidi="ar-SA"/>
+        </w:rPr>
+        <w:t>"4</w:t>
+      </w:r>
+      <w:r>
+        <w:rPr>
+          <w:rFonts w:ascii="Arial" w:hAnsi="Arial" w:cs="Arial"/>
+          <w:lang w:bidi="ar-SA"/>
+        </w:rPr>
+        <w:t>​</w:t>
+      </w:r>
+      <w:r>
+        <w:rPr>
+          <w:rtl/>
+          <w:lang w:bidi="ar-SA"/>
+        </w:rPr>
+        <w:t xml:space="preserve"> </w:t>
+      </w:r>
+      <w:r>
+        <w:rPr>
+          <w:rFonts w:ascii="Arial" w:hAnsi="Arial" w:cs="Arial" w:hint="cs"/>
+          <w:rtl/>
+          <w:lang w:bidi="ar-SA"/>
+        </w:rPr>
+        <w:t>​</w:t>
+      </w:r>
+      <w:r>
+        <w:rPr>
+          <w:rFonts w:hint="cs"/>
+          <w:rtl/>
+          <w:lang w:bidi="ar-SA"/>
+        </w:rPr>
+        <w:t>فَقَالَ</w:t>
+      </w:r>
+      <w:r>
+        <w:rPr>
+          <w:rtl/>
+          <w:lang w:bidi="ar-SA"/>
+        </w:rPr>
+        <w:t xml:space="preserve"> </w:t>
+      </w:r>
+      <w:r>
+        <w:rPr>
+          <w:rFonts w:hint="cs"/>
+          <w:rtl/>
+          <w:lang w:bidi="ar-SA"/>
+        </w:rPr>
+        <w:t>لَهُمْ</w:t>
+      </w:r>
+      <w:r>
+        <w:rPr>
+          <w:rtl/>
+          <w:lang w:bidi="ar-SA"/>
+        </w:rPr>
+        <w:t xml:space="preserve"> </w:t>
+      </w:r>
+      <w:r>
+        <w:rPr>
+          <w:rFonts w:hint="cs"/>
+          <w:rtl/>
+          <w:lang w:bidi="ar-SA"/>
+        </w:rPr>
+        <w:t>إِرْمِيَا</w:t>
+      </w:r>
+      <w:r>
+        <w:rPr>
+          <w:rtl/>
+          <w:lang w:bidi="ar-SA"/>
+        </w:rPr>
+        <w:t xml:space="preserve"> </w:t>
+      </w:r>
+      <w:r>
+        <w:rPr>
+          <w:rFonts w:hint="cs"/>
+          <w:rtl/>
+          <w:lang w:bidi="ar-SA"/>
+        </w:rPr>
+        <w:t>النَّبِيُّ</w:t>
+      </w:r>
+      <w:r>
+        <w:rPr>
+          <w:rtl/>
+          <w:lang w:bidi="ar-SA"/>
+        </w:rPr>
+        <w:t xml:space="preserve">: </w:t>
+      </w:r>
+      <w:r>
+        <w:rPr>
+          <w:rFonts w:hint="cs"/>
+          <w:rtl/>
+          <w:lang w:bidi="ar-SA"/>
+        </w:rPr>
+        <w:t>«قَدْ</w:t>
+      </w:r>
+      <w:r>
+        <w:rPr>
+          <w:rtl/>
+          <w:lang w:bidi="ar-SA"/>
+        </w:rPr>
+        <w:t xml:space="preserve"> </w:t>
+      </w:r>
+      <w:r>
+        <w:rPr>
+          <w:rFonts w:hint="cs"/>
+          <w:rtl/>
+          <w:lang w:bidi="ar-SA"/>
+        </w:rPr>
+        <w:t>سَمِعْتُ</w:t>
+      </w:r>
+      <w:r>
+        <w:rPr>
+          <w:rtl/>
+          <w:lang w:bidi="ar-SA"/>
+        </w:rPr>
+        <w:t xml:space="preserve">. </w:t>
+      </w:r>
+      <w:r>
+        <w:rPr>
+          <w:rFonts w:hint="cs"/>
+          <w:rtl/>
+          <w:lang w:bidi="ar-SA"/>
+        </w:rPr>
+        <w:t>هأَنَذَا</w:t>
+      </w:r>
+      <w:r>
+        <w:rPr>
+          <w:rtl/>
+          <w:lang w:bidi="ar-SA"/>
+        </w:rPr>
+        <w:t xml:space="preserve"> </w:t>
+      </w:r>
+      <w:r>
+        <w:rPr>
+          <w:rFonts w:hint="cs"/>
+          <w:rtl/>
+          <w:lang w:bidi="ar-SA"/>
+        </w:rPr>
+        <w:t>أُصَلِّي</w:t>
+      </w:r>
+      <w:r>
+        <w:rPr>
+          <w:rtl/>
+          <w:lang w:bidi="ar-SA"/>
+        </w:rPr>
+        <w:t xml:space="preserve"> </w:t>
+      </w:r>
+      <w:r>
+        <w:rPr>
+          <w:rFonts w:hint="cs"/>
+          <w:rtl/>
+          <w:lang w:bidi="ar-SA"/>
+        </w:rPr>
+        <w:t>إِلَى</w:t>
+      </w:r>
+      <w:r>
+        <w:rPr>
+          <w:rtl/>
+          <w:lang w:bidi="ar-SA"/>
+        </w:rPr>
+        <w:t xml:space="preserve"> </w:t>
+      </w:r>
+      <w:r>
+        <w:rPr>
+          <w:rFonts w:hint="cs"/>
+          <w:rtl/>
+          <w:lang w:bidi="ar-SA"/>
+        </w:rPr>
+        <w:t>الرَّبِّ</w:t>
+      </w:r>
+      <w:r>
+        <w:rPr>
+          <w:rtl/>
+          <w:lang w:bidi="ar-SA"/>
+        </w:rPr>
+        <w:t xml:space="preserve"> </w:t>
+      </w:r>
+      <w:r>
+        <w:rPr>
+          <w:rFonts w:hint="cs"/>
+          <w:rtl/>
+          <w:lang w:bidi="ar-SA"/>
+        </w:rPr>
+        <w:t>إِلهِكُمْ</w:t>
+      </w:r>
+      <w:r>
+        <w:rPr>
+          <w:rtl/>
+          <w:lang w:bidi="ar-SA"/>
+        </w:rPr>
+        <w:t xml:space="preserve"> </w:t>
+      </w:r>
+      <w:r>
+        <w:rPr>
+          <w:rFonts w:hint="cs"/>
+          <w:rtl/>
+          <w:lang w:bidi="ar-SA"/>
+        </w:rPr>
+        <w:t>كَقَوْلِكُمْ،</w:t>
+      </w:r>
+      <w:r>
+        <w:rPr>
+          <w:rtl/>
+          <w:lang w:bidi="ar-SA"/>
+        </w:rPr>
+        <w:t xml:space="preserve"> </w:t>
+      </w:r>
+      <w:r>
+        <w:rPr>
+          <w:rFonts w:hint="cs"/>
+          <w:rtl/>
+          <w:lang w:bidi="ar-SA"/>
+        </w:rPr>
+        <w:t>وَيَكُونُ</w:t>
+      </w:r>
+      <w:r>
+        <w:rPr>
+          <w:rtl/>
+          <w:lang w:bidi="ar-SA"/>
+        </w:rPr>
+        <w:t xml:space="preserve"> </w:t>
+      </w:r>
+      <w:r>
+        <w:rPr>
+          <w:rFonts w:hint="cs"/>
+          <w:rtl/>
+          <w:lang w:bidi="ar-SA"/>
+        </w:rPr>
+        <w:t>أَنَّ</w:t>
+      </w:r>
+      <w:r>
+        <w:rPr>
+          <w:rtl/>
+          <w:lang w:bidi="ar-SA"/>
+        </w:rPr>
+        <w:t xml:space="preserve"> كُلَّ الْكَلاَمِ الَّذِي يُجِيبُكُمُ الرَّبُّ أُخْبِرُكُمْ بِهِ. لاَ أَمْنَعُ عَنْكُمْ شَيْئًا».  </w:t>
+      </w:r>
+      <w:r>
+        <w:rPr>
+          <w:rFonts w:ascii="Arial" w:hAnsi="Arial" w:cs="Arial" w:hint="cs"/>
+          <w:rtl/>
+          <w:lang w:bidi="ar-SA"/>
+        </w:rPr>
+        <w:t>​</w:t>
+      </w:r>
+      <w:r>
+        <w:rPr>
+          <w:rtl/>
+          <w:lang w:bidi="ar-SA"/>
+        </w:rPr>
+        <w:t>5</w:t>
+      </w:r>
+      <w:r>
+        <w:rPr>
+          <w:rFonts w:ascii="Arial" w:hAnsi="Arial" w:cs="Arial" w:hint="cs"/>
+          <w:rtl/>
+          <w:lang w:bidi="ar-SA"/>
+        </w:rPr>
+        <w:t>​</w:t>
+      </w:r>
+      <w:r>
+        <w:rPr>
+          <w:rtl/>
+          <w:lang w:bidi="ar-SA"/>
+        </w:rPr>
+        <w:t xml:space="preserve"> </w:t>
+      </w:r>
+      <w:r>
+        <w:rPr>
+          <w:rFonts w:ascii="Arial" w:hAnsi="Arial" w:cs="Arial" w:hint="cs"/>
+          <w:rtl/>
+          <w:lang w:bidi="ar-SA"/>
+        </w:rPr>
+        <w:t>​</w:t>
+      </w:r>
+      <w:r>
+        <w:rPr>
+          <w:rFonts w:hint="cs"/>
+          <w:rtl/>
+          <w:lang w:bidi="ar-SA"/>
+        </w:rPr>
+        <w:t>فَقَالُوا</w:t>
+      </w:r>
+      <w:r>
+        <w:rPr>
+          <w:rtl/>
+          <w:lang w:bidi="ar-SA"/>
+        </w:rPr>
+        <w:t xml:space="preserve"> </w:t>
+      </w:r>
+      <w:r>
+        <w:rPr>
+          <w:rFonts w:hint="cs"/>
+          <w:rtl/>
+          <w:lang w:bidi="ar-SA"/>
+        </w:rPr>
+        <w:t>هُمْ</w:t>
+      </w:r>
+      <w:r>
+        <w:rPr>
+          <w:rtl/>
+          <w:lang w:bidi="ar-SA"/>
+        </w:rPr>
+        <w:t xml:space="preserve"> </w:t>
+      </w:r>
+      <w:r>
+        <w:rPr>
+          <w:rFonts w:hint="cs"/>
+          <w:rtl/>
+          <w:lang w:bidi="ar-SA"/>
+        </w:rPr>
+        <w:t>لإِرْمِيَا</w:t>
+      </w:r>
+      <w:r>
+        <w:rPr>
+          <w:rtl/>
+          <w:lang w:bidi="ar-SA"/>
+        </w:rPr>
+        <w:t xml:space="preserve">: </w:t>
+      </w:r>
+      <w:r>
+        <w:rPr>
+          <w:rFonts w:hint="cs"/>
+          <w:rtl/>
+          <w:lang w:bidi="ar-SA"/>
+        </w:rPr>
+        <w:t>«لِيَكُنِ</w:t>
+      </w:r>
+      <w:r>
+        <w:rPr>
+          <w:rtl/>
+          <w:lang w:bidi="ar-SA"/>
+        </w:rPr>
+        <w:t xml:space="preserve"> </w:t>
+      </w:r>
+      <w:r>
+        <w:rPr>
+          <w:rFonts w:hint="cs"/>
+          <w:rtl/>
+          <w:lang w:bidi="ar-SA"/>
+        </w:rPr>
+        <w:t>الرَّبُّ</w:t>
+      </w:r>
+      <w:r>
+        <w:rPr>
+          <w:rtl/>
+          <w:lang w:bidi="ar-SA"/>
+        </w:rPr>
+        <w:t xml:space="preserve"> </w:t>
+      </w:r>
+      <w:r>
+        <w:rPr>
+          <w:rFonts w:hint="cs"/>
+          <w:rtl/>
+          <w:lang w:bidi="ar-SA"/>
+        </w:rPr>
+        <w:t>بَيْنَنَا</w:t>
+      </w:r>
+      <w:r>
+        <w:rPr>
+          <w:rtl/>
+          <w:lang w:bidi="ar-SA"/>
+        </w:rPr>
+        <w:t xml:space="preserve"> </w:t>
+      </w:r>
+      <w:r>
+        <w:rPr>
+          <w:rFonts w:hint="cs"/>
+          <w:rtl/>
+          <w:lang w:bidi="ar-SA"/>
+        </w:rPr>
+        <w:t>شَاهِدًا</w:t>
+      </w:r>
+      <w:r>
+        <w:rPr>
+          <w:rtl/>
+          <w:lang w:bidi="ar-SA"/>
+        </w:rPr>
+        <w:t xml:space="preserve"> </w:t>
+      </w:r>
+      <w:r>
+        <w:rPr>
+          <w:rFonts w:hint="cs"/>
+          <w:rtl/>
+          <w:lang w:bidi="ar-SA"/>
+        </w:rPr>
+        <w:t>صَادِقًا</w:t>
+      </w:r>
+      <w:r>
+        <w:rPr>
+          <w:rtl/>
+          <w:lang w:bidi="ar-SA"/>
+        </w:rPr>
+        <w:t xml:space="preserve"> </w:t>
+      </w:r>
+      <w:r>
+        <w:rPr>
+          <w:rFonts w:hint="cs"/>
+          <w:rtl/>
+          <w:lang w:bidi="ar-SA"/>
+        </w:rPr>
+        <w:t>وَأَمِينًا</w:t>
+      </w:r>
+      <w:r>
+        <w:rPr>
+          <w:rtl/>
+          <w:lang w:bidi="ar-SA"/>
+        </w:rPr>
+        <w:t xml:space="preserve"> </w:t>
+      </w:r>
+      <w:r>
+        <w:rPr>
+          <w:rFonts w:hint="cs"/>
+          <w:rtl/>
+          <w:lang w:bidi="ar-SA"/>
+        </w:rPr>
+        <w:t>إِنَّنَا</w:t>
+      </w:r>
+      <w:r>
+        <w:rPr>
+          <w:rtl/>
+          <w:lang w:bidi="ar-SA"/>
+        </w:rPr>
+        <w:t xml:space="preserve"> </w:t>
+      </w:r>
+      <w:r>
+        <w:rPr>
+          <w:rFonts w:hint="cs"/>
+          <w:rtl/>
+          <w:lang w:bidi="ar-SA"/>
+        </w:rPr>
+        <w:t>نَفْعَلُ</w:t>
+      </w:r>
+      <w:r>
+        <w:rPr>
+          <w:rtl/>
+          <w:lang w:bidi="ar-SA"/>
+        </w:rPr>
+        <w:t xml:space="preserve"> </w:t>
+      </w:r>
+      <w:r>
+        <w:rPr>
+          <w:rFonts w:hint="cs"/>
+          <w:rtl/>
+          <w:lang w:bidi="ar-SA"/>
+        </w:rPr>
+        <w:t>حَسَبَ</w:t>
+      </w:r>
+      <w:r>
+        <w:rPr>
+          <w:rtl/>
+          <w:lang w:bidi="ar-SA"/>
+        </w:rPr>
+        <w:t xml:space="preserve"> </w:t>
+      </w:r>
+      <w:r>
+        <w:rPr>
+          <w:rFonts w:hint="cs"/>
+          <w:rtl/>
+          <w:lang w:bidi="ar-SA"/>
+        </w:rPr>
+        <w:t>كُلِّ</w:t>
+      </w:r>
+      <w:r>
+        <w:rPr>
+          <w:rtl/>
+          <w:lang w:bidi="ar-SA"/>
+        </w:rPr>
+        <w:t xml:space="preserve"> </w:t>
+      </w:r>
+      <w:r>
+        <w:rPr>
+          <w:rFonts w:hint="cs"/>
+          <w:rtl/>
+          <w:lang w:bidi="ar-SA"/>
+        </w:rPr>
+        <w:t>أَمْرٍ</w:t>
+      </w:r>
+      <w:r>
+        <w:rPr>
+          <w:rtl/>
+          <w:lang w:bidi="ar-SA"/>
+        </w:rPr>
+        <w:t xml:space="preserve"> </w:t>
+      </w:r>
+      <w:r>
+        <w:rPr>
+          <w:rFonts w:hint="cs"/>
+          <w:rtl/>
+          <w:lang w:bidi="ar-SA"/>
+        </w:rPr>
+        <w:t>يُرْسِلُكَ</w:t>
+      </w:r>
+      <w:r>
+        <w:rPr>
+          <w:rtl/>
+          <w:lang w:bidi="ar-SA"/>
+        </w:rPr>
+        <w:t xml:space="preserve"> </w:t>
+      </w:r>
+      <w:r>
+        <w:rPr>
+          <w:rFonts w:hint="cs"/>
+          <w:rtl/>
+          <w:lang w:bidi="ar-SA"/>
+        </w:rPr>
+        <w:t>بِهِ</w:t>
+      </w:r>
+      <w:r>
+        <w:rPr>
+          <w:rtl/>
+          <w:lang w:bidi="ar-SA"/>
+        </w:rPr>
+        <w:t xml:space="preserve"> </w:t>
+      </w:r>
+      <w:r>
+        <w:rPr>
+          <w:rFonts w:hint="cs"/>
+          <w:rtl/>
+          <w:lang w:bidi="ar-SA"/>
+        </w:rPr>
+        <w:t>الرَّبُّ</w:t>
+      </w:r>
+      <w:r>
+        <w:rPr>
+          <w:rtl/>
+          <w:lang w:bidi="ar-SA"/>
+        </w:rPr>
+        <w:t xml:space="preserve"> </w:t>
+      </w:r>
+      <w:r>
+        <w:rPr>
+          <w:rFonts w:hint="cs"/>
+          <w:rtl/>
+          <w:lang w:bidi="ar-SA"/>
+        </w:rPr>
+        <w:t>إِله</w:t>
+      </w:r>
+      <w:r>
+        <w:rPr>
+          <w:rtl/>
+          <w:lang w:bidi="ar-SA"/>
+        </w:rPr>
+        <w:t xml:space="preserve">ُكَ إِلَيْنَا،  </w:t>
+      </w:r>
+      <w:r>
+        <w:rPr>
+          <w:rFonts w:ascii="Arial" w:hAnsi="Arial" w:cs="Arial" w:hint="cs"/>
+          <w:rtl/>
+          <w:lang w:bidi="ar-SA"/>
+        </w:rPr>
+        <w:t>​</w:t>
+      </w:r>
+      <w:r>
+        <w:rPr>
+          <w:rtl/>
+          <w:lang w:bidi="ar-SA"/>
+        </w:rPr>
+        <w:t>6</w:t>
+      </w:r>
+      <w:r>
+        <w:rPr>
+          <w:rFonts w:ascii="Arial" w:hAnsi="Arial" w:cs="Arial" w:hint="cs"/>
+          <w:rtl/>
+          <w:lang w:bidi="ar-SA"/>
+        </w:rPr>
+        <w:t>​</w:t>
+      </w:r>
+      <w:r>
+        <w:rPr>
+          <w:rtl/>
+          <w:lang w:bidi="ar-SA"/>
+        </w:rPr>
+        <w:t xml:space="preserve"> </w:t>
+      </w:r>
+      <w:r>
+        <w:rPr>
+          <w:rFonts w:ascii="Arial" w:hAnsi="Arial" w:cs="Arial" w:hint="cs"/>
+          <w:rtl/>
+          <w:lang w:bidi="ar-SA"/>
+        </w:rPr>
+        <w:t>​</w:t>
+      </w:r>
+      <w:r>
+        <w:rPr>
+          <w:rFonts w:hint="cs"/>
+          <w:rtl/>
+          <w:lang w:bidi="ar-SA"/>
+        </w:rPr>
+        <w:t>إِنْ</w:t>
+      </w:r>
+      <w:r>
+        <w:rPr>
+          <w:rtl/>
+          <w:lang w:bidi="ar-SA"/>
+        </w:rPr>
+        <w:t xml:space="preserve"> </w:t>
+      </w:r>
+      <w:r>
+        <w:rPr>
+          <w:rFonts w:hint="cs"/>
+          <w:rtl/>
+          <w:lang w:bidi="ar-SA"/>
+        </w:rPr>
+        <w:t>خَيْرًا</w:t>
+      </w:r>
+      <w:r>
+        <w:rPr>
+          <w:rtl/>
+          <w:lang w:bidi="ar-SA"/>
+        </w:rPr>
+        <w:t xml:space="preserve"> </w:t>
+      </w:r>
+      <w:r>
+        <w:rPr>
+          <w:rFonts w:hint="cs"/>
+          <w:rtl/>
+          <w:lang w:bidi="ar-SA"/>
+        </w:rPr>
+        <w:t>وَإِنْ</w:t>
+      </w:r>
+      <w:r>
+        <w:rPr>
+          <w:rtl/>
+          <w:lang w:bidi="ar-SA"/>
+        </w:rPr>
+        <w:t xml:space="preserve"> </w:t>
+      </w:r>
+      <w:r>
+        <w:rPr>
+          <w:rFonts w:hint="cs"/>
+          <w:rtl/>
+          <w:lang w:bidi="ar-SA"/>
+        </w:rPr>
+        <w:t>شَرًّا</w:t>
+      </w:r>
+      <w:r>
+        <w:rPr>
+          <w:rtl/>
+          <w:lang w:bidi="ar-SA"/>
+        </w:rPr>
+        <w:t xml:space="preserve">. </w:t>
+      </w:r>
+      <w:r>
+        <w:rPr>
+          <w:rFonts w:hint="cs"/>
+          <w:rtl/>
+          <w:lang w:bidi="ar-SA"/>
+        </w:rPr>
+        <w:t>فَإِنَّنَا</w:t>
+      </w:r>
+      <w:r>
+        <w:rPr>
+          <w:rtl/>
+          <w:lang w:bidi="ar-SA"/>
+        </w:rPr>
+        <w:t xml:space="preserve"> </w:t>
+      </w:r>
+      <w:r>
+        <w:rPr>
+          <w:rFonts w:hint="cs"/>
+          <w:rtl/>
+          <w:lang w:bidi="ar-SA"/>
+        </w:rPr>
+        <w:t>نَسْمَعُ</w:t>
+      </w:r>
+      <w:r>
+        <w:rPr>
+          <w:rtl/>
+          <w:lang w:bidi="ar-SA"/>
+        </w:rPr>
+        <w:t xml:space="preserve"> </w:t>
+      </w:r>
+      <w:r>
+        <w:rPr>
+          <w:rFonts w:hint="cs"/>
+          <w:rtl/>
+          <w:lang w:bidi="ar-SA"/>
+        </w:rPr>
+        <w:t>لِصَوْتِ</w:t>
+      </w:r>
+      <w:r>
+        <w:rPr>
+          <w:rtl/>
+          <w:lang w:bidi="ar-SA"/>
+        </w:rPr>
+        <w:t xml:space="preserve"> </w:t>
+      </w:r>
+      <w:r>
+        <w:rPr>
+          <w:rFonts w:hint="cs"/>
+          <w:rtl/>
+          <w:lang w:bidi="ar-SA"/>
+        </w:rPr>
+        <w:t>الرَّبِّ</w:t>
+      </w:r>
+      <w:r>
+        <w:rPr>
+          <w:rtl/>
+          <w:lang w:bidi="ar-SA"/>
+        </w:rPr>
+        <w:t xml:space="preserve"> </w:t>
+      </w:r>
+      <w:r>
+        <w:rPr>
+          <w:rFonts w:hint="cs"/>
+          <w:rtl/>
+          <w:lang w:bidi="ar-SA"/>
+        </w:rPr>
+        <w:t>إِلهِكَ</w:t>
+      </w:r>
+      <w:r>
+        <w:rPr>
+          <w:rtl/>
+          <w:lang w:bidi="ar-SA"/>
+        </w:rPr>
+        <w:t xml:space="preserve"> </w:t>
+      </w:r>
+      <w:r>
+        <w:rPr>
+          <w:rFonts w:hint="cs"/>
+          <w:rtl/>
+          <w:lang w:bidi="ar-SA"/>
+        </w:rPr>
+        <w:t>الّ</w:t>
+      </w:r>
+      <w:r>
+        <w:rPr>
+          <w:rtl/>
+          <w:lang w:bidi="ar-SA"/>
+        </w:rPr>
+        <w:t>َذِي نَحْنُ مُرْسِلُوكَ إِلَيْهِ لِيُحْسَنَ إِلَيْنَا إِذَا سَمِعْنَا لِصَوْتِ الرَّبِّ إِلهِنَا».</w:t>
+      </w:r>
+      <w:r>
+        <w:rPr>
+          <w:rFonts w:hint="cs"/>
+          <w:rtl/>
+          <w:lang w:bidi="ar-SA"/>
+        </w:rPr>
+        <w:t xml:space="preserve"> </w:t>
+      </w:r>
+      <w:r>
+        <w:rPr>
+          <w:rFonts w:hint="cs"/>
+          <w:rtl/>
+          <w:lang w:bidi="ar-SA"/>
+        </w:rPr>
+        <w:t>"</w:t>
+      </w:r>
+    </w:p>
+    <w:p>
+      <w:pPr>
+        <w:rPr>
+          <w:rtl/>
+          <w:lang w:bidi="ar-SA"/>
+        </w:rPr>
+      </w:pPr>
+      <w:r>
+        <w:rPr>
+          <w:rFonts w:hint="cs"/>
+          <w:rtl/>
+          <w:lang w:bidi="ar-SA"/>
+        </w:rPr>
+        <w:t>إرمياء وعدهم بأنه سيصلّي إلى الرب من أجلهم وأن يخبرهم بأفكار الله دون أن يخفي عنهم كلمة واحدة (إرمياء 42: 4). وهذا جعلهم يأكّدون رسميًا</w:t>
+      </w:r>
+      <w:r>
+        <w:rPr>
+          <w:rtl/>
+        </w:rPr>
+        <w:t xml:space="preserve"> </w:t>
+      </w:r>
+      <w:r>
+        <w:rPr>
+          <w:rtl/>
+          <w:lang w:bidi="ar-SA"/>
+        </w:rPr>
+        <w:t>أنهم سيصغون إلى صوت الرب مهما كانت إجابته</w:t>
+      </w:r>
+      <w:r>
+        <w:rPr>
+          <w:rFonts w:hint="cs"/>
+          <w:rtl/>
+          <w:lang w:bidi="ar-SA"/>
+        </w:rPr>
+        <w:t xml:space="preserve">؛ ولقد اعترفوا أيضًا كما وجب ليكون لهم خيرًا فيما بعد. مهما كانت الأوقات مظلمة، ومهما كان الارتداد كبيرًا </w:t>
+      </w:r>
+      <w:r>
+        <w:rPr>
+          <w:rtl/>
+          <w:lang w:bidi="ar-SA"/>
+        </w:rPr>
+        <w:t>–</w:t>
+      </w:r>
+      <w:r>
+        <w:rPr>
+          <w:rFonts w:hint="cs"/>
+          <w:rtl/>
+          <w:lang w:bidi="ar-SA"/>
+        </w:rPr>
+        <w:t xml:space="preserve"> أما الذين يسمعون صوت الرب</w:t>
+      </w:r>
+      <w:r>
+        <w:rPr>
+          <w:rFonts w:hint="cs"/>
+          <w:rtl/>
+          <w:lang w:bidi="ar-SA"/>
+        </w:rPr>
+        <w:t xml:space="preserve"> </w:t>
+      </w:r>
+      <w:r>
+        <w:rPr>
+          <w:rFonts w:hint="cs"/>
+          <w:rtl/>
+          <w:lang w:bidi="ar-SA"/>
+        </w:rPr>
+        <w:t>ف</w:t>
+      </w:r>
+      <w:r>
+        <w:rPr>
+          <w:rFonts w:hint="cs"/>
+          <w:rtl/>
+          <w:lang w:bidi="ar-SA"/>
+        </w:rPr>
+        <w:t>كل الأشياء ستعمل معًا لخير</w:t>
+      </w:r>
+      <w:r>
+        <w:rPr>
+          <w:rFonts w:hint="cs"/>
+          <w:rtl/>
+          <w:lang w:bidi="ar-SA"/>
+        </w:rPr>
+        <w:t>هم</w:t>
+      </w:r>
+      <w:r>
+        <w:rPr>
+          <w:rFonts w:hint="cs"/>
+          <w:rtl/>
+          <w:lang w:bidi="ar-SA"/>
+        </w:rPr>
+        <w:t xml:space="preserve"> (إرمياء 42: 5، 6).</w:t>
+      </w:r>
+    </w:p>
+    <w:p>
+      <w:pPr>
+        <w:rPr>
+          <w:rtl/>
+          <w:lang w:bidi="ar-SA"/>
+        </w:rPr>
+      </w:pPr>
+      <w:r>
+        <w:rPr>
+          <w:rFonts w:hint="cs"/>
+          <w:rtl/>
+          <w:lang w:bidi="ar-SA"/>
+        </w:rPr>
+        <w:t>لكن كان هنالك شيء لم يكن في محله في ذلك الكلام الجميل. فما سيحدث لاحقًا سيُري بأن الذي كان يعمل من خلفهم هي إرادتهم الذاتية. فلقد حددوا عزيمتهم. وانكشفت إرادتهم الذاتية بتشديدهم على استعدادهم في إطاعة صوت الرب. كم من مرة منذ ذلك اليوم ظهر الجسد من خلال الكلام الواثق في ذاته، الذي كشف عن الإرادة الذاتية! إن سمعنا أناسًا تقول بما يماثل ما فعله هؤلاء اليهود: "أرونا آية في كلمة الله وسنخضع لها"، فسيُطرح السؤال إن لم تكن الإرادة الذاتية وراء هذا ال</w:t>
+      </w:r>
+      <w:r>
+        <w:rPr>
+          <w:rFonts w:hint="cs"/>
+          <w:rtl/>
+          <w:lang w:bidi="ar-SA"/>
+        </w:rPr>
+        <w:t>عمل.</w:t>
+      </w:r>
+    </w:p>
+    <w:p>
+      <w:pPr>
+        <w:rPr>
+          <w:rtl/>
+          <w:lang w:bidi="ar-SA"/>
+        </w:rPr>
+      </w:pPr>
+      <w:r>
+        <w:rPr>
+          <w:rFonts w:hint="cs"/>
+          <w:rtl/>
+          <w:lang w:bidi="ar-SA"/>
+        </w:rPr>
+        <w:t xml:space="preserve">الأعداد 42: 7 </w:t>
+      </w:r>
+      <w:r>
+        <w:rPr>
+          <w:rtl/>
+          <w:lang w:bidi="ar-SA"/>
+        </w:rPr>
+        <w:t>–</w:t>
+      </w:r>
+      <w:r>
+        <w:rPr>
+          <w:rFonts w:hint="cs"/>
+          <w:rtl/>
+          <w:lang w:bidi="ar-SA"/>
+        </w:rPr>
+        <w:t xml:space="preserve"> 12</w:t>
+      </w:r>
+    </w:p>
+    <w:p>
+      <w:pPr>
+        <w:rPr>
+          <w:rtl/>
+          <w:lang w:bidi="ar-SA"/>
+        </w:rPr>
+      </w:pPr>
+      <w:r>
+        <w:rPr>
+          <w:rFonts w:hint="cs"/>
+          <w:rtl/>
+          <w:lang w:bidi="ar-SA"/>
+        </w:rPr>
+        <w:t>"</w:t>
+      </w:r>
+      <w:r>
+        <w:rPr>
+          <w:rtl/>
+        </w:rPr>
+        <w:t xml:space="preserve"> </w:t>
+      </w:r>
+      <w:r>
+        <w:rPr>
+          <w:rFonts w:ascii="Arial" w:hAnsi="Arial" w:cs="Arial" w:hint="cs"/>
+          <w:rtl/>
+          <w:lang w:bidi="ar-SA"/>
+        </w:rPr>
+        <w:t>​</w:t>
+      </w:r>
+      <w:r>
+        <w:rPr>
+          <w:rtl/>
+          <w:lang w:bidi="ar-SA"/>
+        </w:rPr>
+        <w:t>7</w:t>
+      </w:r>
+      <w:r>
+        <w:rPr>
+          <w:rFonts w:ascii="Arial" w:hAnsi="Arial" w:cs="Arial" w:hint="cs"/>
+          <w:rtl/>
+          <w:lang w:bidi="ar-SA"/>
+        </w:rPr>
+        <w:t>​</w:t>
+      </w:r>
+      <w:r>
+        <w:rPr>
+          <w:rtl/>
+          <w:lang w:bidi="ar-SA"/>
+        </w:rPr>
+        <w:t xml:space="preserve"> </w:t>
+      </w:r>
+      <w:r>
+        <w:rPr>
+          <w:rFonts w:ascii="Arial" w:hAnsi="Arial" w:cs="Arial" w:hint="cs"/>
+          <w:rtl/>
+          <w:lang w:bidi="ar-SA"/>
+        </w:rPr>
+        <w:t>​</w:t>
+      </w:r>
+      <w:r>
+        <w:rPr>
+          <w:rFonts w:hint="cs"/>
+          <w:rtl/>
+          <w:lang w:bidi="ar-SA"/>
+        </w:rPr>
+        <w:t>وَكَانَ</w:t>
+      </w:r>
+      <w:r>
+        <w:rPr>
+          <w:rtl/>
+          <w:lang w:bidi="ar-SA"/>
+        </w:rPr>
+        <w:t xml:space="preserve"> </w:t>
+      </w:r>
+      <w:r>
+        <w:rPr>
+          <w:rFonts w:hint="cs"/>
+          <w:rtl/>
+          <w:lang w:bidi="ar-SA"/>
+        </w:rPr>
+        <w:t>بَعْدَ</w:t>
+      </w:r>
+      <w:r>
+        <w:rPr>
+          <w:rtl/>
+          <w:lang w:bidi="ar-SA"/>
+        </w:rPr>
+        <w:t xml:space="preserve"> </w:t>
+      </w:r>
+      <w:r>
+        <w:rPr>
+          <w:rFonts w:hint="cs"/>
+          <w:rtl/>
+          <w:lang w:bidi="ar-SA"/>
+        </w:rPr>
+        <w:t>عَشَرَةِ</w:t>
+      </w:r>
+      <w:r>
+        <w:rPr>
+          <w:rtl/>
+          <w:lang w:bidi="ar-SA"/>
+        </w:rPr>
+        <w:t xml:space="preserve"> </w:t>
+      </w:r>
+      <w:r>
+        <w:rPr>
+          <w:rFonts w:hint="cs"/>
+          <w:rtl/>
+          <w:lang w:bidi="ar-SA"/>
+        </w:rPr>
+        <w:t>أَيَّامٍ</w:t>
+      </w:r>
+      <w:r>
+        <w:rPr>
+          <w:rtl/>
+          <w:lang w:bidi="ar-SA"/>
+        </w:rPr>
+        <w:t xml:space="preserve"> </w:t>
+      </w:r>
+      <w:r>
+        <w:rPr>
+          <w:rFonts w:hint="cs"/>
+          <w:rtl/>
+          <w:lang w:bidi="ar-SA"/>
+        </w:rPr>
+        <w:t>أَنَّ</w:t>
+      </w:r>
+      <w:r>
+        <w:rPr>
+          <w:rtl/>
+          <w:lang w:bidi="ar-SA"/>
+        </w:rPr>
+        <w:t xml:space="preserve"> </w:t>
+      </w:r>
+      <w:r>
+        <w:rPr>
+          <w:rFonts w:hint="cs"/>
+          <w:rtl/>
+          <w:lang w:bidi="ar-SA"/>
+        </w:rPr>
+        <w:t>كَلِمَةَ</w:t>
+      </w:r>
+      <w:r>
+        <w:rPr>
+          <w:rtl/>
+          <w:lang w:bidi="ar-SA"/>
+        </w:rPr>
+        <w:t xml:space="preserve"> </w:t>
+      </w:r>
+      <w:r>
+        <w:rPr>
+          <w:rFonts w:hint="cs"/>
+          <w:rtl/>
+          <w:lang w:bidi="ar-SA"/>
+        </w:rPr>
+        <w:t>الرَّبِّ</w:t>
+      </w:r>
+      <w:r>
+        <w:rPr>
+          <w:rtl/>
+          <w:lang w:bidi="ar-SA"/>
+        </w:rPr>
+        <w:t xml:space="preserve"> </w:t>
+      </w:r>
+      <w:r>
+        <w:rPr>
+          <w:rFonts w:hint="cs"/>
+          <w:rtl/>
+          <w:lang w:bidi="ar-SA"/>
+        </w:rPr>
+        <w:t>صَارَتْ</w:t>
+      </w:r>
+      <w:r>
+        <w:rPr>
+          <w:rtl/>
+          <w:lang w:bidi="ar-SA"/>
+        </w:rPr>
+        <w:t xml:space="preserve"> </w:t>
+      </w:r>
+      <w:r>
+        <w:rPr>
+          <w:rFonts w:hint="cs"/>
+          <w:rtl/>
+          <w:lang w:bidi="ar-SA"/>
+        </w:rPr>
+        <w:t>إِلَى</w:t>
+      </w:r>
+      <w:r>
+        <w:rPr>
+          <w:rtl/>
+          <w:lang w:bidi="ar-SA"/>
+        </w:rPr>
+        <w:t xml:space="preserve"> </w:t>
+      </w:r>
+      <w:r>
+        <w:rPr>
+          <w:rFonts w:hint="cs"/>
+          <w:rtl/>
+          <w:lang w:bidi="ar-SA"/>
+        </w:rPr>
+        <w:t>إِرْمِيَا</w:t>
+      </w:r>
+      <w:r>
+        <w:rPr>
+          <w:rtl/>
+          <w:lang w:bidi="ar-SA"/>
+        </w:rPr>
+        <w:t xml:space="preserve">.  </w:t>
+      </w:r>
+      <w:r>
+        <w:rPr>
+          <w:rFonts w:ascii="Arial" w:hAnsi="Arial" w:cs="Arial" w:hint="cs"/>
+          <w:rtl/>
+          <w:lang w:bidi="ar-SA"/>
+        </w:rPr>
+        <w:t>​</w:t>
+      </w:r>
+      <w:r>
+        <w:rPr>
+          <w:rtl/>
+          <w:lang w:bidi="ar-SA"/>
+        </w:rPr>
+        <w:t>8</w:t>
+      </w:r>
+      <w:r>
+        <w:rPr>
+          <w:rFonts w:ascii="Arial" w:hAnsi="Arial" w:cs="Arial" w:hint="cs"/>
+          <w:rtl/>
+          <w:lang w:bidi="ar-SA"/>
+        </w:rPr>
+        <w:t>​</w:t>
+      </w:r>
+      <w:r>
+        <w:rPr>
+          <w:rtl/>
+          <w:lang w:bidi="ar-SA"/>
+        </w:rPr>
+        <w:t xml:space="preserve"> </w:t>
+      </w:r>
+      <w:r>
+        <w:rPr>
+          <w:rFonts w:ascii="Arial" w:hAnsi="Arial" w:cs="Arial" w:hint="cs"/>
+          <w:rtl/>
+          <w:lang w:bidi="ar-SA"/>
+        </w:rPr>
+        <w:t>​</w:t>
+      </w:r>
+      <w:r>
+        <w:rPr>
+          <w:rFonts w:hint="cs"/>
+          <w:rtl/>
+          <w:lang w:bidi="ar-SA"/>
+        </w:rPr>
+        <w:t>فَدَعَا</w:t>
+      </w:r>
+      <w:r>
+        <w:rPr>
+          <w:rtl/>
+          <w:lang w:bidi="ar-SA"/>
+        </w:rPr>
+        <w:t xml:space="preserve"> </w:t>
+      </w:r>
+      <w:r>
+        <w:rPr>
+          <w:rFonts w:hint="cs"/>
+          <w:rtl/>
+          <w:lang w:bidi="ar-SA"/>
+        </w:rPr>
+        <w:t>يُوحَانَانَ</w:t>
+      </w:r>
+      <w:r>
+        <w:rPr>
+          <w:rtl/>
+          <w:lang w:bidi="ar-SA"/>
+        </w:rPr>
+        <w:t xml:space="preserve"> </w:t>
+      </w:r>
+      <w:r>
+        <w:rPr>
+          <w:rFonts w:hint="cs"/>
+          <w:rtl/>
+          <w:lang w:bidi="ar-SA"/>
+        </w:rPr>
+        <w:t>بْنَ</w:t>
+      </w:r>
+      <w:r>
+        <w:rPr>
+          <w:rtl/>
+          <w:lang w:bidi="ar-SA"/>
+        </w:rPr>
+        <w:t xml:space="preserve"> </w:t>
+      </w:r>
+      <w:r>
+        <w:rPr>
+          <w:rFonts w:hint="cs"/>
+          <w:rtl/>
+          <w:lang w:bidi="ar-SA"/>
+        </w:rPr>
+        <w:t>قَارِيحَ</w:t>
+      </w:r>
+      <w:r>
+        <w:rPr>
+          <w:rtl/>
+          <w:lang w:bidi="ar-SA"/>
+        </w:rPr>
+        <w:t xml:space="preserve"> </w:t>
+      </w:r>
+      <w:r>
+        <w:rPr>
+          <w:rFonts w:hint="cs"/>
+          <w:rtl/>
+          <w:lang w:bidi="ar-SA"/>
+        </w:rPr>
+        <w:t>وَكُلَّ</w:t>
+      </w:r>
+      <w:r>
+        <w:rPr>
+          <w:rtl/>
+          <w:lang w:bidi="ar-SA"/>
+        </w:rPr>
+        <w:t xml:space="preserve"> </w:t>
+      </w:r>
+      <w:r>
+        <w:rPr>
+          <w:rFonts w:hint="cs"/>
+          <w:rtl/>
+          <w:lang w:bidi="ar-SA"/>
+        </w:rPr>
+        <w:t>رُؤَسَاءِ</w:t>
+      </w:r>
+      <w:r>
+        <w:rPr>
+          <w:rtl/>
+          <w:lang w:bidi="ar-SA"/>
+        </w:rPr>
+        <w:t xml:space="preserve"> </w:t>
+      </w:r>
+      <w:r>
+        <w:rPr>
+          <w:rFonts w:hint="cs"/>
+          <w:rtl/>
+          <w:lang w:bidi="ar-SA"/>
+        </w:rPr>
+        <w:t>الْجُيُوشِ</w:t>
+      </w:r>
+      <w:r>
+        <w:rPr>
+          <w:rtl/>
+          <w:lang w:bidi="ar-SA"/>
+        </w:rPr>
+        <w:t xml:space="preserve"> </w:t>
+      </w:r>
+      <w:r>
+        <w:rPr>
+          <w:rFonts w:hint="cs"/>
+          <w:rtl/>
+          <w:lang w:bidi="ar-SA"/>
+        </w:rPr>
+        <w:t>الَّذِينَ</w:t>
+      </w:r>
+      <w:r>
+        <w:rPr>
+          <w:rtl/>
+          <w:lang w:bidi="ar-SA"/>
+        </w:rPr>
+        <w:t xml:space="preserve"> </w:t>
+      </w:r>
+      <w:r>
+        <w:rPr>
+          <w:rFonts w:hint="cs"/>
+          <w:rtl/>
+          <w:lang w:bidi="ar-SA"/>
+        </w:rPr>
+        <w:t>مَع</w:t>
+      </w:r>
+      <w:r>
+        <w:rPr>
+          <w:rtl/>
+          <w:lang w:bidi="ar-SA"/>
+        </w:rPr>
+        <w:t xml:space="preserve">َهُ، وَكُلَّ الشَّعْبِ مِنَ الصَّغِيرِ إِلَى الْكَبِيرِ،  </w:t>
+      </w:r>
+      <w:r>
+        <w:rPr>
+          <w:rFonts w:ascii="Arial" w:hAnsi="Arial" w:cs="Arial" w:hint="cs"/>
+          <w:rtl/>
+          <w:lang w:bidi="ar-SA"/>
+        </w:rPr>
+        <w:t>​</w:t>
+      </w:r>
+      <w:r>
+        <w:rPr>
+          <w:rtl/>
+          <w:lang w:bidi="ar-SA"/>
+        </w:rPr>
+        <w:t>9</w:t>
+      </w:r>
+      <w:r>
+        <w:rPr>
+          <w:rFonts w:ascii="Arial" w:hAnsi="Arial" w:cs="Arial" w:hint="cs"/>
+          <w:rtl/>
+          <w:lang w:bidi="ar-SA"/>
+        </w:rPr>
+        <w:t>​</w:t>
+      </w:r>
+      <w:r>
+        <w:rPr>
+          <w:rtl/>
+          <w:lang w:bidi="ar-SA"/>
+        </w:rPr>
+        <w:t xml:space="preserve"> </w:t>
+      </w:r>
+      <w:r>
+        <w:rPr>
+          <w:rFonts w:ascii="Arial" w:hAnsi="Arial" w:cs="Arial" w:hint="cs"/>
+          <w:rtl/>
+          <w:lang w:bidi="ar-SA"/>
+        </w:rPr>
+        <w:t>​</w:t>
+      </w:r>
+      <w:r>
+        <w:rPr>
+          <w:rFonts w:hint="cs"/>
+          <w:rtl/>
+          <w:lang w:bidi="ar-SA"/>
+        </w:rPr>
+        <w:t>وَقَالَ</w:t>
+      </w:r>
+      <w:r>
+        <w:rPr>
+          <w:rtl/>
+          <w:lang w:bidi="ar-SA"/>
+        </w:rPr>
+        <w:t xml:space="preserve"> </w:t>
+      </w:r>
+      <w:r>
+        <w:rPr>
+          <w:rFonts w:hint="cs"/>
+          <w:rtl/>
+          <w:lang w:bidi="ar-SA"/>
+        </w:rPr>
+        <w:t>لَهُمْ</w:t>
+      </w:r>
+      <w:r>
+        <w:rPr>
+          <w:rtl/>
+          <w:lang w:bidi="ar-SA"/>
+        </w:rPr>
+        <w:t xml:space="preserve">: </w:t>
+      </w:r>
+      <w:r>
+        <w:rPr>
+          <w:rFonts w:hint="cs"/>
+          <w:rtl/>
+          <w:lang w:bidi="ar-SA"/>
+        </w:rPr>
+        <w:t>«هكَذَا</w:t>
+      </w:r>
+      <w:r>
+        <w:rPr>
+          <w:rtl/>
+          <w:lang w:bidi="ar-SA"/>
+        </w:rPr>
+        <w:t xml:space="preserve"> </w:t>
+      </w:r>
+      <w:r>
+        <w:rPr>
+          <w:rFonts w:hint="cs"/>
+          <w:rtl/>
+          <w:lang w:bidi="ar-SA"/>
+        </w:rPr>
+        <w:t>قَالَ</w:t>
+      </w:r>
+      <w:r>
+        <w:rPr>
+          <w:rtl/>
+          <w:lang w:bidi="ar-SA"/>
+        </w:rPr>
+        <w:t xml:space="preserve"> </w:t>
+      </w:r>
+      <w:r>
+        <w:rPr>
+          <w:rFonts w:hint="cs"/>
+          <w:rtl/>
+          <w:lang w:bidi="ar-SA"/>
+        </w:rPr>
+        <w:t>الرَّبُّ</w:t>
+      </w:r>
+      <w:r>
+        <w:rPr>
+          <w:rtl/>
+          <w:lang w:bidi="ar-SA"/>
+        </w:rPr>
+        <w:t xml:space="preserve"> </w:t>
+      </w:r>
+      <w:r>
+        <w:rPr>
+          <w:rFonts w:hint="cs"/>
+          <w:rtl/>
+          <w:lang w:bidi="ar-SA"/>
+        </w:rPr>
+        <w:t>إِلهُ</w:t>
+      </w:r>
+      <w:r>
+        <w:rPr>
+          <w:rtl/>
+          <w:lang w:bidi="ar-SA"/>
+        </w:rPr>
+        <w:t xml:space="preserve"> </w:t>
+      </w:r>
+      <w:r>
+        <w:rPr>
+          <w:rFonts w:hint="cs"/>
+          <w:rtl/>
+          <w:lang w:bidi="ar-SA"/>
+        </w:rPr>
+        <w:t>إِسْرَائِيلَ</w:t>
+      </w:r>
+      <w:r>
+        <w:rPr>
+          <w:rtl/>
+          <w:lang w:bidi="ar-SA"/>
+        </w:rPr>
+        <w:t xml:space="preserve"> </w:t>
+      </w:r>
+      <w:r>
+        <w:rPr>
+          <w:rFonts w:hint="cs"/>
+          <w:rtl/>
+          <w:lang w:bidi="ar-SA"/>
+        </w:rPr>
+        <w:t>الَّذِي</w:t>
+      </w:r>
+      <w:r>
+        <w:rPr>
+          <w:rtl/>
+          <w:lang w:bidi="ar-SA"/>
+        </w:rPr>
+        <w:t xml:space="preserve"> </w:t>
+      </w:r>
+      <w:r>
+        <w:rPr>
+          <w:rFonts w:hint="cs"/>
+          <w:rtl/>
+          <w:lang w:bidi="ar-SA"/>
+        </w:rPr>
+        <w:t>أَرْسَلْتُمُونِي</w:t>
+      </w:r>
+      <w:r>
+        <w:rPr>
+          <w:rtl/>
+          <w:lang w:bidi="ar-SA"/>
+        </w:rPr>
+        <w:t xml:space="preserve"> </w:t>
+      </w:r>
+      <w:r>
+        <w:rPr>
+          <w:rFonts w:hint="cs"/>
+          <w:rtl/>
+          <w:lang w:bidi="ar-SA"/>
+        </w:rPr>
+        <w:t>إِلَيْهِ</w:t>
+      </w:r>
+      <w:r>
+        <w:rPr>
+          <w:rtl/>
+          <w:lang w:bidi="ar-SA"/>
+        </w:rPr>
+        <w:t xml:space="preserve"> </w:t>
+      </w:r>
+      <w:r>
+        <w:rPr>
+          <w:rFonts w:hint="cs"/>
+          <w:rtl/>
+          <w:lang w:bidi="ar-SA"/>
+        </w:rPr>
+        <w:t>لِكَيْ</w:t>
+      </w:r>
+      <w:r>
+        <w:rPr>
+          <w:rtl/>
+          <w:lang w:bidi="ar-SA"/>
+        </w:rPr>
+        <w:t xml:space="preserve"> </w:t>
+      </w:r>
+      <w:r>
+        <w:rPr>
+          <w:rFonts w:hint="cs"/>
+          <w:rtl/>
+          <w:lang w:bidi="ar-SA"/>
+        </w:rPr>
+        <w:t>أُلْقِيَ</w:t>
+      </w:r>
+      <w:r>
+        <w:rPr>
+          <w:rtl/>
+          <w:lang w:bidi="ar-SA"/>
+        </w:rPr>
+        <w:t xml:space="preserve"> </w:t>
+      </w:r>
+      <w:r>
+        <w:rPr>
+          <w:rFonts w:hint="cs"/>
+          <w:rtl/>
+          <w:lang w:bidi="ar-SA"/>
+        </w:rPr>
+        <w:t>تَضَرُّعَكُمْ</w:t>
+      </w:r>
+      <w:r>
+        <w:rPr>
+          <w:rtl/>
+          <w:lang w:bidi="ar-SA"/>
+        </w:rPr>
+        <w:t xml:space="preserve"> </w:t>
+      </w:r>
+      <w:r>
+        <w:rPr>
+          <w:rFonts w:hint="cs"/>
+          <w:rtl/>
+          <w:lang w:bidi="ar-SA"/>
+        </w:rPr>
+        <w:t>أَمَامَهُ</w:t>
+      </w:r>
+      <w:r>
+        <w:rPr>
+          <w:rtl/>
+          <w:lang w:bidi="ar-SA"/>
+        </w:rPr>
+        <w:t xml:space="preserve">:  </w:t>
+      </w:r>
+      <w:r>
+        <w:rPr>
+          <w:rFonts w:ascii="Arial" w:hAnsi="Arial" w:cs="Arial" w:hint="cs"/>
+          <w:rtl/>
+          <w:lang w:bidi="ar-SA"/>
+        </w:rPr>
+        <w:t>​</w:t>
+      </w:r>
+      <w:r>
+        <w:rPr>
+          <w:rtl/>
+          <w:lang w:bidi="ar-SA"/>
+        </w:rPr>
+        <w:t>10</w:t>
+      </w:r>
+      <w:r>
+        <w:rPr>
+          <w:rFonts w:ascii="Arial" w:hAnsi="Arial" w:cs="Arial" w:hint="cs"/>
+          <w:rtl/>
+          <w:lang w:bidi="ar-SA"/>
+        </w:rPr>
+        <w:t>​</w:t>
+      </w:r>
+      <w:r>
+        <w:rPr>
+          <w:rtl/>
+          <w:lang w:bidi="ar-SA"/>
+        </w:rPr>
+        <w:t xml:space="preserve"> </w:t>
+      </w:r>
+      <w:r>
+        <w:rPr>
+          <w:rFonts w:ascii="Arial" w:hAnsi="Arial" w:cs="Arial" w:hint="cs"/>
+          <w:rtl/>
+          <w:lang w:bidi="ar-SA"/>
+        </w:rPr>
+        <w:t>​</w:t>
+      </w:r>
+      <w:r>
+        <w:rPr>
+          <w:rFonts w:hint="cs"/>
+          <w:rtl/>
+          <w:lang w:bidi="ar-SA"/>
+        </w:rPr>
+        <w:t>إِنْ</w:t>
+      </w:r>
+      <w:r>
+        <w:rPr>
+          <w:rtl/>
+          <w:lang w:bidi="ar-SA"/>
+        </w:rPr>
+        <w:t xml:space="preserve"> </w:t>
+      </w:r>
+      <w:r>
+        <w:rPr>
+          <w:rFonts w:hint="cs"/>
+          <w:rtl/>
+          <w:lang w:bidi="ar-SA"/>
+        </w:rPr>
+        <w:t>كُنْتُمْ</w:t>
+      </w:r>
+      <w:r>
+        <w:rPr>
+          <w:rtl/>
+          <w:lang w:bidi="ar-SA"/>
+        </w:rPr>
+        <w:t xml:space="preserve"> </w:t>
+      </w:r>
+      <w:r>
+        <w:rPr>
+          <w:rFonts w:hint="cs"/>
+          <w:rtl/>
+          <w:lang w:bidi="ar-SA"/>
+        </w:rPr>
+        <w:t>تَسْكُنُونَ</w:t>
+      </w:r>
+      <w:r>
+        <w:rPr>
+          <w:rtl/>
+          <w:lang w:bidi="ar-SA"/>
+        </w:rPr>
+        <w:t xml:space="preserve"> </w:t>
+      </w:r>
+      <w:r>
+        <w:rPr>
+          <w:rFonts w:hint="cs"/>
+          <w:rtl/>
+          <w:lang w:bidi="ar-SA"/>
+        </w:rPr>
+        <w:t>فِي</w:t>
+      </w:r>
+      <w:r>
+        <w:rPr>
+          <w:rtl/>
+          <w:lang w:bidi="ar-SA"/>
+        </w:rPr>
+        <w:t xml:space="preserve"> </w:t>
+      </w:r>
+      <w:r>
+        <w:rPr>
+          <w:rFonts w:hint="cs"/>
+          <w:rtl/>
+          <w:lang w:bidi="ar-SA"/>
+        </w:rPr>
+        <w:t>هذِهِ</w:t>
+      </w:r>
+      <w:r>
+        <w:rPr>
+          <w:rtl/>
+          <w:lang w:bidi="ar-SA"/>
+        </w:rPr>
+        <w:t xml:space="preserve"> </w:t>
+      </w:r>
+      <w:r>
+        <w:rPr>
+          <w:rFonts w:hint="cs"/>
+          <w:rtl/>
+          <w:lang w:bidi="ar-SA"/>
+        </w:rPr>
+        <w:t>الأَرْضِ،</w:t>
+      </w:r>
+      <w:r>
+        <w:rPr>
+          <w:rtl/>
+          <w:lang w:bidi="ar-SA"/>
+        </w:rPr>
+        <w:t xml:space="preserve"> </w:t>
+      </w:r>
+      <w:r>
+        <w:rPr>
+          <w:rFonts w:hint="cs"/>
+          <w:rtl/>
+          <w:lang w:bidi="ar-SA"/>
+        </w:rPr>
+        <w:t>فَإِنِّ</w:t>
+      </w:r>
+      <w:r>
+        <w:rPr>
+          <w:rtl/>
+          <w:lang w:bidi="ar-SA"/>
+        </w:rPr>
+        <w:t xml:space="preserve">ي أَبْنِيكُمْ وَلاَ أَنْقُضُكُمْ، وَأَغْرِسُكُمْ وَلاَ أَقْتَلِعُكُمْ. لأَنِّي نَدِمْتُ عَنِ الشَّرِّ الَّذِي صَنَعْتُهُ بِكُمْ.  </w:t>
+      </w:r>
+      <w:r>
+        <w:rPr>
+          <w:rFonts w:ascii="Arial" w:hAnsi="Arial" w:cs="Arial" w:hint="cs"/>
+          <w:rtl/>
+          <w:lang w:bidi="ar-SA"/>
+        </w:rPr>
+        <w:t>​</w:t>
+      </w:r>
+      <w:r>
+        <w:rPr>
+          <w:rtl/>
+          <w:lang w:bidi="ar-SA"/>
+        </w:rPr>
+        <w:t>11</w:t>
+      </w:r>
+      <w:r>
+        <w:rPr>
+          <w:rFonts w:ascii="Arial" w:hAnsi="Arial" w:cs="Arial" w:hint="cs"/>
+          <w:rtl/>
+          <w:lang w:bidi="ar-SA"/>
+        </w:rPr>
+        <w:t>​</w:t>
+      </w:r>
+      <w:r>
+        <w:rPr>
+          <w:rtl/>
+          <w:lang w:bidi="ar-SA"/>
+        </w:rPr>
+        <w:t xml:space="preserve"> </w:t>
+      </w:r>
+      <w:r>
+        <w:rPr>
+          <w:rFonts w:ascii="Arial" w:hAnsi="Arial" w:cs="Arial" w:hint="cs"/>
+          <w:rtl/>
+          <w:lang w:bidi="ar-SA"/>
+        </w:rPr>
+        <w:t>​</w:t>
+      </w:r>
+      <w:r>
+        <w:rPr>
+          <w:rFonts w:hint="cs"/>
+          <w:rtl/>
+          <w:lang w:bidi="ar-SA"/>
+        </w:rPr>
+        <w:t>لاَ</w:t>
+      </w:r>
+      <w:r>
+        <w:rPr>
+          <w:rtl/>
+          <w:lang w:bidi="ar-SA"/>
+        </w:rPr>
+        <w:t xml:space="preserve"> </w:t>
+      </w:r>
+      <w:r>
+        <w:rPr>
+          <w:rFonts w:hint="cs"/>
+          <w:rtl/>
+          <w:lang w:bidi="ar-SA"/>
+        </w:rPr>
+        <w:t>تَخَافُوا</w:t>
+      </w:r>
+      <w:r>
+        <w:rPr>
+          <w:rtl/>
+          <w:lang w:bidi="ar-SA"/>
+        </w:rPr>
+        <w:t xml:space="preserve"> </w:t>
+      </w:r>
+      <w:r>
+        <w:rPr>
+          <w:rFonts w:hint="cs"/>
+          <w:rtl/>
+          <w:lang w:bidi="ar-SA"/>
+        </w:rPr>
+        <w:t>مَلِكَ</w:t>
+      </w:r>
+      <w:r>
+        <w:rPr>
+          <w:rtl/>
+          <w:lang w:bidi="ar-SA"/>
+        </w:rPr>
+        <w:t xml:space="preserve"> </w:t>
+      </w:r>
+      <w:r>
+        <w:rPr>
+          <w:rFonts w:hint="cs"/>
+          <w:rtl/>
+          <w:lang w:bidi="ar-SA"/>
+        </w:rPr>
+        <w:t>بَابِلَ</w:t>
+      </w:r>
+      <w:r>
+        <w:rPr>
+          <w:rtl/>
+          <w:lang w:bidi="ar-SA"/>
+        </w:rPr>
+        <w:t xml:space="preserve"> </w:t>
+      </w:r>
+      <w:r>
+        <w:rPr>
+          <w:rFonts w:hint="cs"/>
+          <w:rtl/>
+          <w:lang w:bidi="ar-SA"/>
+        </w:rPr>
+        <w:t>الَّذِي</w:t>
+      </w:r>
+      <w:r>
+        <w:rPr>
+          <w:rtl/>
+          <w:lang w:bidi="ar-SA"/>
+        </w:rPr>
+        <w:t xml:space="preserve"> </w:t>
+      </w:r>
+      <w:r>
+        <w:rPr>
+          <w:rFonts w:hint="cs"/>
+          <w:rtl/>
+          <w:lang w:bidi="ar-SA"/>
+        </w:rPr>
+        <w:t>أَنْتُمْ</w:t>
+      </w:r>
+      <w:r>
+        <w:rPr>
+          <w:rtl/>
+          <w:lang w:bidi="ar-SA"/>
+        </w:rPr>
+        <w:t xml:space="preserve"> </w:t>
+      </w:r>
+      <w:r>
+        <w:rPr>
+          <w:rFonts w:hint="cs"/>
+          <w:rtl/>
+          <w:lang w:bidi="ar-SA"/>
+        </w:rPr>
+        <w:t>خَائِفُوهُ</w:t>
+      </w:r>
+      <w:r>
+        <w:rPr>
+          <w:rtl/>
+          <w:lang w:bidi="ar-SA"/>
+        </w:rPr>
+        <w:t xml:space="preserve">. </w:t>
+      </w:r>
+      <w:r>
+        <w:rPr>
+          <w:rFonts w:hint="cs"/>
+          <w:rtl/>
+          <w:lang w:bidi="ar-SA"/>
+        </w:rPr>
+        <w:t>لا</w:t>
+      </w:r>
+      <w:r>
+        <w:rPr>
+          <w:rtl/>
+          <w:lang w:bidi="ar-SA"/>
+        </w:rPr>
+        <w:t xml:space="preserve">َ تَخَافُوهُ، يَقُولُ الرَّبُّ، لأَنِّي أَنَا مَعَكُمْ لأُخَلِّصَكُمْ وَأُنْقِذَكُمْ مِنْ يَدِهِ.  </w:t>
+      </w:r>
+      <w:r>
+        <w:rPr>
+          <w:rFonts w:ascii="Arial" w:hAnsi="Arial" w:cs="Arial" w:hint="cs"/>
+          <w:rtl/>
+          <w:lang w:bidi="ar-SA"/>
+        </w:rPr>
+        <w:t>​</w:t>
+      </w:r>
+      <w:r>
+        <w:rPr>
+          <w:rtl/>
+          <w:lang w:bidi="ar-SA"/>
+        </w:rPr>
+        <w:t>12</w:t>
+      </w:r>
+      <w:r>
+        <w:rPr>
+          <w:rFonts w:ascii="Arial" w:hAnsi="Arial" w:cs="Arial" w:hint="cs"/>
+          <w:rtl/>
+          <w:lang w:bidi="ar-SA"/>
+        </w:rPr>
+        <w:t>​</w:t>
+      </w:r>
+      <w:r>
+        <w:rPr>
+          <w:rtl/>
+          <w:lang w:bidi="ar-SA"/>
+        </w:rPr>
+        <w:t xml:space="preserve"> </w:t>
+      </w:r>
+      <w:r>
+        <w:rPr>
+          <w:rFonts w:ascii="Arial" w:hAnsi="Arial" w:cs="Arial" w:hint="cs"/>
+          <w:rtl/>
+          <w:lang w:bidi="ar-SA"/>
+        </w:rPr>
+        <w:t>​</w:t>
+      </w:r>
+      <w:r>
+        <w:rPr>
+          <w:rFonts w:hint="cs"/>
+          <w:rtl/>
+          <w:lang w:bidi="ar-SA"/>
+        </w:rPr>
+        <w:t>وَأُعْطِيَكُمْ</w:t>
+      </w:r>
+      <w:r>
+        <w:rPr>
+          <w:rtl/>
+          <w:lang w:bidi="ar-SA"/>
+        </w:rPr>
+        <w:t xml:space="preserve"> </w:t>
+      </w:r>
+      <w:r>
+        <w:rPr>
+          <w:rFonts w:hint="cs"/>
+          <w:rtl/>
+          <w:lang w:bidi="ar-SA"/>
+        </w:rPr>
+        <w:t>نِعْمَةً،</w:t>
+      </w:r>
+      <w:r>
+        <w:rPr>
+          <w:rtl/>
+          <w:lang w:bidi="ar-SA"/>
+        </w:rPr>
+        <w:t xml:space="preserve"> </w:t>
+      </w:r>
+      <w:r>
+        <w:rPr>
+          <w:rFonts w:hint="cs"/>
+          <w:rtl/>
+          <w:lang w:bidi="ar-SA"/>
+        </w:rPr>
+        <w:t>فَيَرْحَمُكُمْ</w:t>
+      </w:r>
+      <w:r>
+        <w:rPr>
+          <w:rtl/>
+          <w:lang w:bidi="ar-SA"/>
+        </w:rPr>
+        <w:t xml:space="preserve"> </w:t>
+      </w:r>
+      <w:r>
+        <w:rPr>
+          <w:rFonts w:hint="cs"/>
+          <w:rtl/>
+          <w:lang w:bidi="ar-SA"/>
+        </w:rPr>
+        <w:t>وَيَرُدُّكُمْ</w:t>
+      </w:r>
+      <w:r>
+        <w:rPr>
+          <w:rtl/>
+          <w:lang w:bidi="ar-SA"/>
+        </w:rPr>
+        <w:t xml:space="preserve"> </w:t>
+      </w:r>
+      <w:r>
+        <w:rPr>
+          <w:rFonts w:hint="cs"/>
+          <w:rtl/>
+          <w:lang w:bidi="ar-SA"/>
+        </w:rPr>
+        <w:t>إِلَى</w:t>
+      </w:r>
+      <w:r>
+        <w:rPr>
+          <w:rtl/>
+          <w:lang w:bidi="ar-SA"/>
+        </w:rPr>
+        <w:t xml:space="preserve"> </w:t>
+      </w:r>
+      <w:r>
+        <w:rPr>
+          <w:rFonts w:hint="cs"/>
+          <w:rtl/>
+          <w:lang w:bidi="ar-SA"/>
+        </w:rPr>
+        <w:t>أَرْض</w:t>
+      </w:r>
+      <w:r>
+        <w:rPr>
+          <w:rtl/>
+          <w:lang w:bidi="ar-SA"/>
+        </w:rPr>
+        <w:t>ِكُمْ.</w:t>
+      </w:r>
+      <w:r>
+        <w:rPr>
+          <w:rFonts w:hint="cs"/>
+          <w:rtl/>
+          <w:lang w:bidi="ar-SA"/>
+        </w:rPr>
+        <w:t>"</w:t>
+      </w:r>
+    </w:p>
+    <w:p>
+      <w:pPr>
+        <w:rPr>
+          <w:rtl/>
+          <w:lang w:bidi="ar-SA"/>
+        </w:rPr>
+      </w:pPr>
+      <w:r>
+        <w:rPr>
+          <w:rFonts w:hint="cs"/>
+          <w:rtl/>
+          <w:lang w:bidi="ar-SA"/>
+        </w:rPr>
+        <w:t>التجأ أرمياء إلى الرب، ولك</w:t>
+      </w:r>
+      <w:r>
+        <w:rPr>
+          <w:rFonts w:hint="cs"/>
+          <w:rtl/>
+          <w:lang w:bidi="ar-SA"/>
+        </w:rPr>
+        <w:t>ن</w:t>
+      </w:r>
+      <w:r>
+        <w:rPr>
+          <w:rFonts w:hint="cs"/>
+          <w:rtl/>
+          <w:lang w:bidi="ar-SA"/>
+        </w:rPr>
+        <w:t xml:space="preserve"> فقط من بعد عشرة أيام حصل على الرد. في هذه الأثناء يبدو أنه لم يكن تواصل مع الشعب. هو لا يجرؤ بأن يخبرهم برأيه الشخصي كيف يجب ان يتصرفوا، كلا، هو انتظر إرشادات الرب الواضحة (إرمياء 42: 7).</w:t>
+      </w:r>
+    </w:p>
+    <w:p>
+      <w:pPr>
+        <w:rPr>
+          <w:rtl/>
+          <w:lang w:bidi="ar-SA"/>
+        </w:rPr>
+      </w:pPr>
+      <w:r>
+        <w:rPr>
+          <w:rFonts w:hint="cs"/>
+          <w:rtl/>
+          <w:lang w:bidi="ar-SA"/>
+        </w:rPr>
+        <w:t>"</w:t>
+      </w:r>
+      <w:r>
+        <w:rPr>
+          <w:rtl/>
+          <w:lang w:bidi="ar-SA"/>
+        </w:rPr>
+        <w:t xml:space="preserve">  8فَدَعَا يُوحَانَانَ بْنَ قَارِيحَ وَكُلَّ رُؤَسَاءِ الْجُيُوشِ الَّذِينَ مَعَهُ، وَكُلَّ الشَّعْبِ مِنَ الصَّغِيرِ إِلَى الْكَبِيرِ،  9وَقَالَ لَهُمْ: «هكَذَا قَالَ الرَّبُّ إِلهُ إِسْرَائِيلَ الَّذِي أَرْسَلْتُمُونِي إِلَيْهِ لِكَيْ أُلْقِيَ تَضَرُّعَكُمْ أَمَامَهُ:  10إِنْ كُنْتُمْ تَسْكُنُونَ فِي هذِهِ الأَرْضِ، فَإِنِّي أَبْنِيكُمْ وَلاَ أَنْقُضُكُمْ، وَأَغْرِسُكُمْ وَلاَ أَقْتَلِعُكُمْ. لأَنِّي نَدِمْتُ عَنِ الشَّرِّ الَّذِي صَنَعْتُهُ بِكُمْ.  11لاَ تَخَافُوا مَلِكَ بَابِلَ الَّذِي أَنْتُمْ خَائِفُوهُ. لاَ تَخَافُوهُ، يَقُولُ الرَّبُّ، لأَنِّي أَنَا مَعَكُمْ لأُخَلِّصَكُمْ وَأُنْقِذَكُمْ مِنْ يَدِهِ.  12وَأُعْطِيَكُمْ نِعْمَةً، فَيَرْحَمُكُمْ وَيَرُدُّكُمْ إِلَى </w:t>
+      </w:r>
+      <w:r>
+        <w:rPr>
+          <w:rtl/>
+          <w:lang w:bidi="ar-SA"/>
+        </w:rPr>
+        <w:t>أَرْضِكُمْ</w:t>
+      </w:r>
+      <w:r>
+        <w:rPr>
+          <w:rtl/>
+          <w:lang w:bidi="ar-SA"/>
+        </w:rPr>
+        <w:t xml:space="preserve">. </w:t>
+      </w:r>
+      <w:r>
+        <w:rPr>
+          <w:rFonts w:hint="cs"/>
+          <w:rtl/>
+          <w:lang w:bidi="ar-SA"/>
+        </w:rPr>
+        <w:t>"</w:t>
+      </w:r>
+    </w:p>
+    <w:p>
+      <w:pPr>
+        <w:rPr>
+          <w:lang w:bidi="ar-SA"/>
+        </w:rPr>
+      </w:pPr>
+      <w:r>
+        <w:rPr>
+          <w:rFonts w:hint="cs"/>
+          <w:rtl/>
+          <w:lang w:bidi="ar-SA"/>
+        </w:rPr>
+        <w:t xml:space="preserve">إن جواب الله لا يُبقي أي شيء يحتاج لتوضيح، كما وأيضًا المبادئ التي تظهر فيه. إن كانت البقية الصغيرة تود بأن تتجدد وتتشدد، إن ارادت بأن تفرح بحضور الله في وسطها وبهداياته في النعمة فلا بد وان يتم شرط معيّن. لقد كان ينبغي عليهم أن يسكنوا "في هذه الأرض". مهما كان الذنب كبيرًا، ومهما كان الخراب شاملاً، إلا أنه لا زالت هنالك بركة لبقية صغيرة </w:t>
+      </w:r>
+      <w:r>
+        <w:rPr>
+          <w:rtl/>
+          <w:lang w:bidi="ar-SA"/>
+        </w:rPr>
+        <w:t>–</w:t>
+      </w:r>
+      <w:r>
+        <w:rPr>
+          <w:rFonts w:hint="cs"/>
+          <w:rtl/>
+          <w:lang w:bidi="ar-SA"/>
+        </w:rPr>
+        <w:t xml:space="preserve"> للقلائل من بين الكثيرين -، إن بقيوا ثابتين على أساس الله لشعب الله. حتى وإن هرب ملكهم وقادتهم، وأضرموا النار في بيت الرب تمامًا، ومُسِح به الأرض وهُدمت أسوار أورشليم، بالرغم من كل هذا فستبقى بركة للذين سيبقون في الأرض. لقد كانت الأرض المسكن لكل إسرائيل، لكن آهٍ، فالجمع الكبير كان قد سُبي وتشتت بين الأمم. بالنسبة للبقية القلائل </w:t>
+      </w:r>
+      <w:r>
+        <w:rPr>
+          <w:rFonts w:hint="cs"/>
+          <w:rtl/>
+          <w:lang w:bidi="ar-SA"/>
+        </w:rPr>
+        <w:t xml:space="preserve">فقد </w:t>
+      </w:r>
+      <w:r>
+        <w:rPr>
+          <w:rFonts w:hint="cs"/>
+          <w:rtl/>
+          <w:lang w:bidi="ar-SA"/>
+        </w:rPr>
+        <w:t xml:space="preserve">تعلقت البركة </w:t>
+      </w:r>
+      <w:r>
+        <w:rPr>
+          <w:rFonts w:hint="cs"/>
+          <w:rtl/>
+          <w:lang w:bidi="ar-SA"/>
+        </w:rPr>
+        <w:t>باستمرار</w:t>
+      </w:r>
+      <w:r>
+        <w:rPr>
+          <w:rFonts w:hint="cs"/>
+          <w:rtl/>
+          <w:lang w:bidi="ar-SA"/>
+        </w:rPr>
+        <w:t xml:space="preserve"> بقائهم في </w:t>
+      </w:r>
+      <w:hyperlink r:id="rId4" w:anchor=":~:text=Wenn%20wir%20diese%20Ereignisse" w:history="1">
+        <w:r>
+          <w:rPr>
+            <w:rStyle w:val="Hyperlink"/>
+            <w:rFonts w:hint="cs"/>
+            <w:rtl/>
+            <w:lang w:bidi="ar-SA"/>
+          </w:rPr>
+          <w:t>الأرض</w:t>
+        </w:r>
+      </w:hyperlink>
+      <w:r>
+        <w:rPr>
+          <w:rFonts w:hint="cs"/>
+          <w:rtl/>
+          <w:lang w:bidi="ar-SA"/>
+        </w:rPr>
+        <w:t xml:space="preserve"> (إرمياء 42: 9 </w:t>
+      </w:r>
+      <w:r>
+        <w:rPr>
+          <w:rtl/>
+          <w:lang w:bidi="ar-SA"/>
+        </w:rPr>
+        <w:t>–</w:t>
+      </w:r>
+      <w:r>
+        <w:rPr>
+          <w:rFonts w:hint="cs"/>
+          <w:rtl/>
+          <w:lang w:bidi="ar-SA"/>
+        </w:rPr>
+        <w:t xml:space="preserve"> 12).</w:t>
       </w:r>
     </w:p>
     <w:sectPr>
-      <w:pgSz w:w="11906" w:h="16838"/>
-      <w:pgMar w:top="1440" w:right="1440" w:bottom="1440" w:left="1440" w:header="708" w:footer="708" w:gutter="0"/>
-      <w:cols w:space="708"/>
+      <w:pgSz w:w="12240" w:h="15840"/>
+      <w:pgMar w:top="1440" w:right="1800" w:bottom="1440" w:left="1800" w:header="720" w:footer="720" w:gutter="0"/>
+      <w:cols w:space="720"/>
       <w:docGrid w:linePitch="360"/>
     </w:sectPr>
   </w:body>
@@ -372,19 +3051,21 @@
 </file>
 
 <file path=word/styles.xml><?xml version="1.0" encoding="utf-8"?>
-<w:styles xmlns:mc="http://schemas.openxmlformats.org/markup-compatibility/2006" xmlns:r="http://schemas.openxmlformats.org/officeDocument/2006/relationships" xmlns:w="http://schemas.openxmlformats.org/wordprocessingml/2006/main" xmlns:w14="http://schemas.microsoft.com/office/word/2010/wordml" xmlns:w15="http://schemas.microsoft.com/office/word/2012/wordml" xmlns:w16cid="http://schemas.microsoft.com/office/word/2016/wordml/cid" xmlns:w16se="http://schemas.microsoft.com/office/word/2015/wordml/symex" mc:Ignorable="w14 w15 w16se w16cid">
+<w:styles xmlns:mc="http://schemas.openxmlformats.org/markup-compatibility/2006" xmlns:r="http://schemas.openxmlformats.org/officeDocument/2006/relationships" xmlns:w="http://schemas.openxmlformats.org/wordprocessingml/2006/main" xmlns:w14="http://schemas.microsoft.com/office/word/2010/wordml" xmlns:w15="http://schemas.microsoft.com/office/word/2012/wordml" xmlns:w16cex="http://schemas.microsoft.com/office/word/2018/wordml/cex" xmlns:w16cid="http://schemas.microsoft.com/office/word/2016/wordml/cid" xmlns:w16="http://schemas.microsoft.com/office/word/2018/wordml" xmlns:w16sdtdh="http://schemas.microsoft.com/office/word/2020/wordml/sdtdatahash" xmlns:w16se="http://schemas.microsoft.com/office/word/2015/wordml/symex" mc:Ignorable="w14 w15 w16se w16cid w16 w16cex w16sdtdh">
   <w:docDefaults>
     <w:rPrDefault>
       <w:rPr>
-        <w:rFonts w:asciiTheme="minorHAnsi" w:eastAsiaTheme="minorHAnsi" w:hAnsiTheme="minorHAnsi" w:cstheme="minorBidi"/>
-        <w:sz w:val="22"/>
-        <w:szCs w:val="22"/>
-        <w:lang w:val="en-IL" w:eastAsia="en-US" w:bidi="ar-SA"/>
+        <w:rFonts w:ascii="Sakkal Majalla" w:eastAsiaTheme="minorHAnsi" w:hAnsi="Sakkal Majalla" w:cs="Sakkal Majalla"/>
+        <w:sz w:val="28"/>
+        <w:szCs w:val="28"/>
+        <w:lang w:val="en-US" w:eastAsia="en-US" w:bidi="he-IL"/>
       </w:rPr>
     </w:rPrDefault>
     <w:pPrDefault>
       <w:pPr>
+        <w:bidi/>
         <w:spacing w:after="160" w:line="259" w:lineRule="auto"/>
+        <w:jc w:val="both"/>
       </w:pPr>
     </w:pPrDefault>
   </w:docDefaults>
@@ -770,6 +3451,7 @@
     <w:name w:val="Normal"/>
     <w:qFormat/>
     <w:rPr>
+      <w:noProof/>
       <w:lang w:bidi="ar-EG"/>
     </w:rPr>
   </w:style>
@@ -800,11 +3482,34 @@
     <w:semiHidden/>
     <w:unhideWhenUsed/>
   </w:style>
+  <w:style w:type="character" w:styleId="Hyperlink">
+    <w:name w:val="Hyperlink"/>
+    <w:basedOn w:val="DefaultParagraphFont"/>
+    <w:uiPriority w:val="99"/>
+    <w:unhideWhenUsed/>
+    <w:rsid w:val="002A4F76"/>
+    <w:rPr>
+      <w:color w:val="0563C1" w:themeColor="hyperlink"/>
+      <w:u w:val="single"/>
+    </w:rPr>
+  </w:style>
+  <w:style w:type="character" w:styleId="UnresolvedMention">
+    <w:name w:val="Unresolved Mention"/>
+    <w:basedOn w:val="DefaultParagraphFont"/>
+    <w:uiPriority w:val="99"/>
+    <w:semiHidden/>
+    <w:unhideWhenUsed/>
+    <w:rsid w:val="002A4F76"/>
+    <w:rPr>
+      <w:color w:val="605E5C"/>
+      <w:shd w:val="clear" w:color="auto" w:fill="E1DFDD"/>
+    </w:rPr>
+  </w:style>
 </w:styles>
 </file>
 
 <file path=word/theme/theme1.xml><?xml version="1.0" encoding="utf-8"?>
-<a:theme xmlns:a="http://schemas.openxmlformats.org/drawingml/2006/main" name="ערכת נושא Office">
+<a:theme xmlns:a="http://schemas.openxmlformats.org/drawingml/2006/main" name="Office Theme">
   <a:themeElements>
     <a:clrScheme name="Office">
       <a:dk1>
